--- a/docs/IFX-Authorization-Architecture.docx
+++ b/docs/IFX-Authorization-Architecture.docx
@@ -18,21 +18,13 @@
       <w:r>
         <w:rPr>
           <w:i/>
-          <w:sz w:val="26"/>
         </w:rPr>
-        <w:t>Technical Design Document — RBAC + ABAC + OPA</w:t>
+        <w:t>Technical Reference — v2 (Template-Based ABAC Update)</w:t>
       </w:r>
     </w:p>
-    <w:p/>
     <w:p>
-      <w:pPr>
-        <w:jc w:val="center"/>
-      </w:pPr>
       <w:r>
-        <w:rPr>
-          <w:sz w:val="20"/>
-        </w:rPr>
-        <w:t>Version 1.0   |   March 2026   |   IFX Platform Team</w:t>
+        <w:t>Updated: March 2026</w:t>
       </w:r>
     </w:p>
     <w:p>
@@ -45,81 +37,20 @@
         <w:pStyle w:val="Heading1"/>
       </w:pPr>
       <w:r>
+        <w:rPr>
+          <w:color w:val="1F497D"/>
+        </w:rPr>
         <w:t>1. Overview</w:t>
       </w:r>
     </w:p>
     <w:p>
       <w:r>
-        <w:rPr>
-          <w:b w:val="0"/>
-          <w:i w:val="0"/>
-          <w:sz w:val="22"/>
-        </w:rPr>
-        <w:t>The IFX platform uses a two-layered authorization model that combines Role-Based Access Control (RBAC) with Attribute-Based Access Control (ABAC). RBAC provides a fast, coarse-grained permission gate; ABAC — enforced by Open Policy Agent (OPA) — provides fine-grained, resource-level policy decisions. The two layers work together: RBAC decides whether the caller holds the right kind of permission at all; OPA decides whether the specific operation on the specific resource is allowed given the full context of the request.</w:t>
-      </w:r>
-    </w:p>
-    <w:p/>
-    <w:p>
-      <w:r>
-        <w:rPr>
-          <w:b/>
-          <w:i w:val="0"/>
-          <w:sz w:val="22"/>
-        </w:rPr>
-        <w:t>Key design principles:</w:t>
+        <w:t>The IFX authorization system implements a two-layered security model that combines Role-Based Access Control (RBAC) for coarse-grained permission checks with Attribute-Based Access Control (ABAC) for fine-grained, resource-level decisions. All fine-grained decisions are delegated to Open Policy Agent (OPA), which acts as the external policy decision point.</w:t>
       </w:r>
     </w:p>
     <w:p>
-      <w:pPr>
-        <w:pStyle w:val="ListBullet"/>
-        <w:ind w:left="360"/>
-      </w:pPr>
       <w:r>
-        <w:t>Fail-closed by default — OPA unavailability is treated as deny, never allow.</w:t>
-      </w:r>
-    </w:p>
-    <w:p>
-      <w:pPr>
-        <w:pStyle w:val="ListBullet"/>
-        <w:ind w:left="360"/>
-      </w:pPr>
-      <w:r>
-        <w:t>Post-load authorization — resources are loaded first, then authorized (prevents phantom auth on non-existent resources).</w:t>
-      </w:r>
-    </w:p>
-    <w:p>
-      <w:pPr>
-        <w:pStyle w:val="ListBullet"/>
-        <w:ind w:left="360"/>
-      </w:pPr>
-      <w:r>
-        <w:t>Policies evaluate permissions, never raw role names — decoupled from role taxonomy.</w:t>
-      </w:r>
-    </w:p>
-    <w:p>
-      <w:pPr>
-        <w:pStyle w:val="ListBullet"/>
-        <w:ind w:left="360"/>
-      </w:pPr>
-      <w:r>
-        <w:t>Application layer is policy-agnostic — it calls IResourceAuthorizationService; OPA is an infrastructure detail.</w:t>
-      </w:r>
-    </w:p>
-    <w:p>
-      <w:pPr>
-        <w:pStyle w:val="ListBullet"/>
-        <w:ind w:left="360"/>
-      </w:pPr>
-      <w:r>
-        <w:t>Defense-in-depth — OPA tenant check is independent of the database tenant filter.</w:t>
-      </w:r>
-    </w:p>
-    <w:p>
-      <w:pPr>
-        <w:pStyle w:val="Heading1"/>
-      </w:pPr>
-      <w:r>
-        <w:t>2. Architecture Components</w:t>
+        <w:t>Version 2 of this architecture introduces a Template-Based ABAC engine that allows developers to define reusable authorization conditions in C# using a structured Left / Operator / Right model, eliminating the need to write a new Rego policy file for every resource type.</w:t>
       </w:r>
     </w:p>
     <w:p>
@@ -127,388 +58,15 @@
         <w:pStyle w:val="Heading2"/>
       </w:pPr>
       <w:r>
-        <w:t>2.1  RBAC — Role-Based Access Control</w:t>
-      </w:r>
-    </w:p>
-    <w:p>
-      <w:r>
         <w:rPr>
-          <w:b w:val="0"/>
-          <w:i w:val="0"/>
-          <w:sz w:val="22"/>
+          <w:color w:val="2E74B5"/>
         </w:rPr>
-        <w:t>RBAC is the first gate in the authorization pipeline. It answers: does this user hold a permission that could allow this operation? The RBAC model in IFX is hierarchical:</w:t>
-      </w:r>
-    </w:p>
-    <w:p>
-      <w:pPr>
-        <w:pStyle w:val="ListBullet"/>
-        <w:ind w:left="360"/>
-      </w:pPr>
-      <w:r>
-        <w:t>User  -&gt;  Roles  -&gt;  Permissions</w:t>
-      </w:r>
-    </w:p>
-    <w:p>
-      <w:pPr>
-        <w:pStyle w:val="ListBullet"/>
-        <w:ind w:left="360"/>
-      </w:pPr>
-      <w:r>
-        <w:t>User  -&gt;  RoleGroups  -&gt;  Roles  -&gt;  Permissions</w:t>
-      </w:r>
-    </w:p>
-    <w:p/>
-    <w:p>
-      <w:r>
-        <w:rPr>
-          <w:b w:val="0"/>
-          <w:i w:val="0"/>
-          <w:sz w:val="22"/>
-        </w:rPr>
-        <w:t>All Roles, RoleGroups, and Permissions are scoped to a Tenant. The flat, deduplicated list of permission names for the current request context is loaded at login and emitted as JWT claims, then made available through ICurrentUser.Permissions.</w:t>
-      </w:r>
-    </w:p>
-    <w:p/>
-    <w:p>
-      <w:r>
-        <w:rPr>
-          <w:b/>
-          <w:i w:val="0"/>
-          <w:sz w:val="22"/>
-        </w:rPr>
-        <w:t>What RBAC does NOT do:</w:t>
-      </w:r>
-    </w:p>
-    <w:p>
-      <w:pPr>
-        <w:pStyle w:val="ListBullet"/>
-        <w:ind w:left="360"/>
-      </w:pPr>
-      <w:r>
-        <w:t>Check whether the resource belongs to the caller's tenant.</w:t>
-      </w:r>
-    </w:p>
-    <w:p>
-      <w:pPr>
-        <w:pStyle w:val="ListBullet"/>
-        <w:ind w:left="360"/>
-      </w:pPr>
-      <w:r>
-        <w:t>Check ownership, sensitivity, or MFA state.</w:t>
-      </w:r>
-    </w:p>
-    <w:p>
-      <w:pPr>
-        <w:pStyle w:val="ListBullet"/>
-        <w:ind w:left="360"/>
-      </w:pPr>
-      <w:r>
-        <w:t>These are OPA's responsibilities.</w:t>
-      </w:r>
-    </w:p>
-    <w:p>
-      <w:pPr>
-        <w:pStyle w:val="Heading2"/>
-      </w:pPr>
-      <w:r>
-        <w:t>2.2  ABAC — Attribute-Based Access Control</w:t>
-      </w:r>
-    </w:p>
-    <w:p>
-      <w:r>
-        <w:rPr>
-          <w:b w:val="0"/>
-          <w:i w:val="0"/>
-          <w:sz w:val="22"/>
-        </w:rPr>
-        <w:t>ABAC is the second gate. It answers: given everything we know about the subject, the resource, the action, and the environment — is this specific operation allowed? Attributes from three sources are assembled into a canonical input envelope and sent to OPA:</w:t>
-      </w:r>
-    </w:p>
-    <w:p/>
-    <w:tbl>
-      <w:tblPr>
-        <w:tblStyle w:val="TableGrid"/>
-        <w:tblW w:type="auto" w:w="0"/>
-        <w:tblLook w:firstColumn="1" w:firstRow="1" w:lastColumn="0" w:lastRow="0" w:noHBand="0" w:noVBand="1" w:val="04A0"/>
-      </w:tblPr>
-      <w:tblGrid>
-        <w:gridCol w:w="2880"/>
-        <w:gridCol w:w="2880"/>
-        <w:gridCol w:w="2880"/>
-      </w:tblGrid>
-      <w:tr>
-        <w:tc>
-          <w:tcPr>
-            <w:tcW w:type="dxa" w:w="2880"/>
-          </w:tcPr>
-          <w:p>
-            <w:r>
-              <w:rPr>
-                <w:b/>
-              </w:rPr>
-              <w:t>Attribute Category</w:t>
-            </w:r>
-          </w:p>
-        </w:tc>
-        <w:tc>
-          <w:tcPr>
-            <w:tcW w:type="dxa" w:w="2880"/>
-          </w:tcPr>
-          <w:p>
-            <w:r>
-              <w:rPr>
-                <w:b/>
-              </w:rPr>
-              <w:t>Source</w:t>
-            </w:r>
-          </w:p>
-        </w:tc>
-        <w:tc>
-          <w:tcPr>
-            <w:tcW w:type="dxa" w:w="2880"/>
-          </w:tcPr>
-          <w:p>
-            <w:r>
-              <w:rPr>
-                <w:b/>
-              </w:rPr>
-              <w:t>Examples</w:t>
-            </w:r>
-          </w:p>
-        </w:tc>
-      </w:tr>
-      <w:tr>
-        <w:tc>
-          <w:tcPr>
-            <w:tcW w:type="dxa" w:w="2880"/>
-          </w:tcPr>
-          <w:p>
-            <w:r>
-              <w:t>Subject</w:t>
-            </w:r>
-          </w:p>
-        </w:tc>
-        <w:tc>
-          <w:tcPr>
-            <w:tcW w:type="dxa" w:w="2880"/>
-          </w:tcPr>
-          <w:p>
-            <w:r>
-              <w:t>JWT claims + DB</w:t>
-            </w:r>
-          </w:p>
-        </w:tc>
-        <w:tc>
-          <w:tcPr>
-            <w:tcW w:type="dxa" w:w="2880"/>
-          </w:tcPr>
-          <w:p>
-            <w:r>
-              <w:t>user ID, tenant ID, departments, roles, permissions, MFA state</w:t>
-            </w:r>
-          </w:p>
-        </w:tc>
-      </w:tr>
-      <w:tr>
-        <w:tc>
-          <w:tcPr>
-            <w:tcW w:type="dxa" w:w="2880"/>
-          </w:tcPr>
-          <w:p>
-            <w:r>
-              <w:t>Resource</w:t>
-            </w:r>
-          </w:p>
-        </w:tc>
-        <w:tc>
-          <w:tcPr>
-            <w:tcW w:type="dxa" w:w="2880"/>
-          </w:tcPr>
-          <w:p>
-            <w:r>
-              <w:t>Loaded entity</w:t>
-            </w:r>
-          </w:p>
-        </w:tc>
-        <w:tc>
-          <w:tcPr>
-            <w:tcW w:type="dxa" w:w="2880"/>
-          </w:tcPr>
-          <w:p>
-            <w:r>
-              <w:t>type, entity ID, tenant ID</w:t>
-            </w:r>
-          </w:p>
-        </w:tc>
-      </w:tr>
-      <w:tr>
-        <w:tc>
-          <w:tcPr>
-            <w:tcW w:type="dxa" w:w="2880"/>
-          </w:tcPr>
-          <w:p>
-            <w:r>
-              <w:t>Environment</w:t>
-            </w:r>
-          </w:p>
-        </w:tc>
-        <w:tc>
-          <w:tcPr>
-            <w:tcW w:type="dxa" w:w="2880"/>
-          </w:tcPr>
-          <w:p>
-            <w:r>
-              <w:t>HTTP context</w:t>
-            </w:r>
-          </w:p>
-        </w:tc>
-        <w:tc>
-          <w:tcPr>
-            <w:tcW w:type="dxa" w:w="2880"/>
-          </w:tcPr>
-          <w:p>
-            <w:r>
-              <w:t>IP address, network classification, UTC timestamp</w:t>
-            </w:r>
-          </w:p>
-        </w:tc>
-      </w:tr>
-    </w:tbl>
-    <w:p/>
-    <w:p>
-      <w:pPr>
-        <w:pStyle w:val="Heading2"/>
-      </w:pPr>
-      <w:r>
-        <w:t>2.3  OPA — Open Policy Agent</w:t>
-      </w:r>
-    </w:p>
-    <w:p>
-      <w:r>
-        <w:rPr>
-          <w:b w:val="0"/>
-          <w:i w:val="0"/>
-          <w:sz w:val="22"/>
-        </w:rPr>
-        <w:t>OPA is a general-purpose policy engine that evaluates Rego policies. In IFX, OPA runs as a sidecar container (openpolicyagent/opa:0.70.0-static) and is called by the .NET application over HTTP. OPA is the sole execution environment for ABAC policies.</w:t>
-      </w:r>
-    </w:p>
-    <w:p/>
-    <w:p>
-      <w:r>
-        <w:rPr>
-          <w:b/>
-          <w:i w:val="0"/>
-          <w:sz w:val="22"/>
-        </w:rPr>
-        <w:t>OPA's responsibilities in IFX:</w:t>
-      </w:r>
-    </w:p>
-    <w:p>
-      <w:pPr>
-        <w:pStyle w:val="ListBullet"/>
-        <w:ind w:left="360"/>
-      </w:pPr>
-      <w:r>
-        <w:t>Evaluate resource-level rules (same tenant, self-read, ownership, sensitivity).</w:t>
-      </w:r>
-    </w:p>
-    <w:p>
-      <w:pPr>
-        <w:pStyle w:val="ListBullet"/>
-        <w:ind w:left="360"/>
-      </w:pPr>
-      <w:r>
-        <w:t>Return a binary allow / deny decision.</w:t>
-      </w:r>
-    </w:p>
-    <w:p>
-      <w:pPr>
-        <w:pStyle w:val="ListBullet"/>
-        <w:ind w:left="360"/>
-      </w:pPr>
-      <w:r>
-        <w:t>Serve as the versioned, auditable policy store — Rego files live in policies/ alongside application code.</w:t>
-      </w:r>
-    </w:p>
-    <w:p>
-      <w:pPr>
-        <w:pStyle w:val="ListBullet"/>
-        <w:ind w:left="360"/>
-      </w:pPr>
-      <w:r>
-        <w:t>Enforce tenant isolation independently of the database layer (defense-in-depth).</w:t>
-      </w:r>
-    </w:p>
-    <w:p/>
-    <w:p>
-      <w:r>
-        <w:rPr>
-          <w:b/>
-          <w:i w:val="0"/>
-          <w:sz w:val="22"/>
-        </w:rPr>
-        <w:t>OPA is NOT responsible for:</w:t>
-      </w:r>
-    </w:p>
-    <w:p>
-      <w:pPr>
-        <w:pStyle w:val="ListBullet"/>
-        <w:ind w:left="360"/>
-      </w:pPr>
-      <w:r>
-        <w:t>Authentication (handled by AWS Cognito / OIDC).</w:t>
-      </w:r>
-    </w:p>
-    <w:p>
-      <w:pPr>
-        <w:pStyle w:val="ListBullet"/>
-        <w:ind w:left="360"/>
-      </w:pPr>
-      <w:r>
-        <w:t>Coarse-grained permission presence checks (that is RBAC's role).</w:t>
-      </w:r>
-    </w:p>
-    <w:p>
-      <w:pPr>
-        <w:pStyle w:val="ListBullet"/>
-        <w:ind w:left="360"/>
-      </w:pPr>
-      <w:r>
-        <w:t>Data retrieval — OPA receives pre-assembled attributes, it does not query the database.</w:t>
-      </w:r>
-    </w:p>
-    <w:p>
-      <w:pPr>
-        <w:pStyle w:val="Heading1"/>
-      </w:pPr>
-      <w:r>
-        <w:t>3. IFX.BuildingBlocks.Security</w:t>
-      </w:r>
-    </w:p>
-    <w:p>
-      <w:r>
-        <w:rPr>
-          <w:b w:val="0"/>
-          <w:i w:val="0"/>
-          <w:sz w:val="22"/>
-        </w:rPr>
-        <w:t>The cross-cutting security project contains all authorization abstractions and their implementations. It has no dependency on any business module (Auth, etc.) — only on framework packages. This ensures the security layer can be reused by future modules without introducing circular dependencies.</w:t>
-      </w:r>
-    </w:p>
-    <w:p/>
-    <w:p>
-      <w:pPr>
-        <w:pStyle w:val="Heading2"/>
-      </w:pPr>
-      <w:r>
-        <w:t>3.1  Key Abstractions</w:t>
+        <w:t>1.1 What Changed in v2</w:t>
       </w:r>
     </w:p>
     <w:tbl>
       <w:tblPr>
-        <w:tblStyle w:val="TableGrid"/>
+        <w:tblStyle w:val="LightShading-Accent1"/>
         <w:tblW w:type="auto" w:w="0"/>
         <w:tblLook w:firstColumn="1" w:firstRow="1" w:lastColumn="0" w:lastRow="0" w:noHBand="0" w:noVBand="1" w:val="04A0"/>
       </w:tblPr>
@@ -526,7 +84,7 @@
               <w:rPr>
                 <w:b/>
               </w:rPr>
-              <w:t>Abstraction</w:t>
+              <w:t>Aspect</w:t>
             </w:r>
           </w:p>
         </w:tc>
@@ -539,7 +97,7 @@
               <w:rPr>
                 <w:b/>
               </w:rPr>
-              <w:t>Purpose</w:t>
+              <w:t>Change</w:t>
             </w:r>
           </w:p>
         </w:tc>
@@ -551,7 +109,7 @@
           </w:tcPr>
           <w:p>
             <w:r>
-              <w:t>ICurrentUser</w:t>
+              <w:t>Per-resource Rego files</w:t>
             </w:r>
           </w:p>
         </w:tc>
@@ -561,7 +119,7 @@
           </w:tcPr>
           <w:p>
             <w:r>
-              <w:t>Provides the caller's identity and permission set for the current request scope. Properties: UserId, TenantId, Departments, Roles, Permissions, MfaEnabled.</w:t>
+              <w:t>Still supported; untouched for existing resources</w:t>
             </w:r>
           </w:p>
         </w:tc>
@@ -573,7 +131,7 @@
           </w:tcPr>
           <w:p>
             <w:r>
-              <w:t>IPermissionChecker</w:t>
+              <w:t>New resource types</w:t>
             </w:r>
           </w:p>
         </w:tc>
@@ -583,7 +141,7 @@
           </w:tcPr>
           <w:p>
             <w:r>
-              <w:t>Checks whether ICurrentUser holds a named permission. Thin wrapper over ICurrentUser.Permissions.</w:t>
+              <w:t>Use template-based conditions — no new .rego files needed</w:t>
             </w:r>
           </w:p>
         </w:tc>
@@ -595,7 +153,7 @@
           </w:tcPr>
           <w:p>
             <w:r>
-              <w:t>IOpaPolicyClient</w:t>
+              <w:t>Condition definition</w:t>
             </w:r>
           </w:p>
         </w:tc>
@@ -605,7 +163,7 @@
           </w:tcPr>
           <w:p>
             <w:r>
-              <w:t>Sends the authorization envelope to OPA and returns an OpaDecisionResult (allow / deny).</w:t>
+              <w:t>C# ConditionTemplate (Left/Op/Right) instead of hand-written Rego</w:t>
             </w:r>
           </w:p>
         </w:tc>
@@ -617,7 +175,7 @@
           </w:tcPr>
           <w:p>
             <w:r>
-              <w:t>IResourceAuthorizationService</w:t>
+              <w:t>OPA policy for templates</w:t>
             </w:r>
           </w:p>
         </w:tc>
@@ -627,69 +185,7 @@
           </w:tcPr>
           <w:p>
             <w:r>
-              <w:t>Orchestrates the two-layer check (RBAC gate then OPA). Called by Application layer handlers.</w:t>
-            </w:r>
-          </w:p>
-        </w:tc>
-      </w:tr>
-    </w:tbl>
-    <w:p/>
-    <w:p>
-      <w:pPr>
-        <w:pStyle w:val="Heading2"/>
-      </w:pPr>
-      <w:r>
-        <w:t>3.2  Implementations</w:t>
-      </w:r>
-    </w:p>
-    <w:tbl>
-      <w:tblPr>
-        <w:tblStyle w:val="TableGrid"/>
-        <w:tblW w:type="auto" w:w="0"/>
-        <w:tblLook w:firstColumn="1" w:firstRow="1" w:lastColumn="0" w:lastRow="0" w:noHBand="0" w:noVBand="1" w:val="04A0"/>
-      </w:tblPr>
-      <w:tblGrid>
-        <w:gridCol w:w="2880"/>
-        <w:gridCol w:w="2880"/>
-        <w:gridCol w:w="2880"/>
-      </w:tblGrid>
-      <w:tr>
-        <w:tc>
-          <w:tcPr>
-            <w:tcW w:type="dxa" w:w="2880"/>
-          </w:tcPr>
-          <w:p>
-            <w:r>
-              <w:rPr>
-                <w:b/>
-              </w:rPr>
-              <w:t>Class</w:t>
-            </w:r>
-          </w:p>
-        </w:tc>
-        <w:tc>
-          <w:tcPr>
-            <w:tcW w:type="dxa" w:w="2880"/>
-          </w:tcPr>
-          <w:p>
-            <w:r>
-              <w:rPr>
-                <w:b/>
-              </w:rPr>
-              <w:t>Implements</w:t>
-            </w:r>
-          </w:p>
-        </w:tc>
-        <w:tc>
-          <w:tcPr>
-            <w:tcW w:type="dxa" w:w="2880"/>
-          </w:tcPr>
-          <w:p>
-            <w:r>
-              <w:rPr>
-                <w:b/>
-              </w:rPr>
-              <w:t>Notes</w:t>
+              <w:t>Single generic authz/common/abac_eval.rego evaluates all templates</w:t>
             </w:r>
           </w:p>
         </w:tc>
@@ -697,31 +193,21 @@
       <w:tr>
         <w:tc>
           <w:tcPr>
-            <w:tcW w:type="dxa" w:w="2880"/>
+            <w:tcW w:type="dxa" w:w="4320"/>
           </w:tcPr>
           <w:p>
             <w:r>
-              <w:t>CurrentUser</w:t>
+              <w:t>New service method</w:t>
             </w:r>
           </w:p>
         </w:tc>
         <w:tc>
           <w:tcPr>
-            <w:tcW w:type="dxa" w:w="2880"/>
+            <w:tcW w:type="dxa" w:w="4320"/>
           </w:tcPr>
           <w:p>
             <w:r>
-              <w:t>ICurrentUser</w:t>
-            </w:r>
-          </w:p>
-        </w:tc>
-        <w:tc>
-          <w:tcPr>
-            <w:tcW w:type="dxa" w:w="2880"/>
-          </w:tcPr>
-          <w:p>
-            <w:r>
-              <w:t>Reads X-Tenant-Id header, validates against tenant claims, falls back to tenant_id JWT claim. Scoped lifetime.</w:t>
+              <w:t>IResourceAuthorizationService.AuthorizeWithPolicyAsync(...)</w:t>
             </w:r>
           </w:p>
         </w:tc>
@@ -729,127 +215,21 @@
       <w:tr>
         <w:tc>
           <w:tcPr>
-            <w:tcW w:type="dxa" w:w="2880"/>
+            <w:tcW w:type="dxa" w:w="4320"/>
           </w:tcPr>
           <w:p>
             <w:r>
-              <w:t>PermissionChecker</w:t>
+              <w:t>New DI registrations</w:t>
             </w:r>
           </w:p>
         </w:tc>
         <w:tc>
           <w:tcPr>
-            <w:tcW w:type="dxa" w:w="2880"/>
+            <w:tcW w:type="dxa" w:w="4320"/>
           </w:tcPr>
           <w:p>
             <w:r>
-              <w:t>IPermissionChecker</w:t>
-            </w:r>
-          </w:p>
-        </w:tc>
-        <w:tc>
-          <w:tcPr>
-            <w:tcW w:type="dxa" w:w="2880"/>
-          </w:tcPr>
-          <w:p>
-            <w:r>
-              <w:t>Delegates to ICurrentUser.Permissions. Scoped lifetime.</w:t>
-            </w:r>
-          </w:p>
-        </w:tc>
-      </w:tr>
-      <w:tr>
-        <w:tc>
-          <w:tcPr>
-            <w:tcW w:type="dxa" w:w="2880"/>
-          </w:tcPr>
-          <w:p>
-            <w:r>
-              <w:t>OpaClient</w:t>
-            </w:r>
-          </w:p>
-        </w:tc>
-        <w:tc>
-          <w:tcPr>
-            <w:tcW w:type="dxa" w:w="2880"/>
-          </w:tcPr>
-          <w:p>
-            <w:r>
-              <w:t>IOpaPolicyClient</w:t>
-            </w:r>
-          </w:p>
-        </w:tc>
-        <w:tc>
-          <w:tcPr>
-            <w:tcW w:type="dxa" w:w="2880"/>
-          </w:tcPr>
-          <w:p>
-            <w:r>
-              <w:t>HttpClient-backed; structured logging; fail-closed on timeout/error. Singleton lifetime.</w:t>
-            </w:r>
-          </w:p>
-        </w:tc>
-      </w:tr>
-      <w:tr>
-        <w:tc>
-          <w:tcPr>
-            <w:tcW w:type="dxa" w:w="2880"/>
-          </w:tcPr>
-          <w:p>
-            <w:r>
-              <w:t>NullOpaPolicyClient</w:t>
-            </w:r>
-          </w:p>
-        </w:tc>
-        <w:tc>
-          <w:tcPr>
-            <w:tcW w:type="dxa" w:w="2880"/>
-          </w:tcPr>
-          <w:p>
-            <w:r>
-              <w:t>IOpaPolicyClient</w:t>
-            </w:r>
-          </w:p>
-        </w:tc>
-        <w:tc>
-          <w:tcPr>
-            <w:tcW w:type="dxa" w:w="2880"/>
-          </w:tcPr>
-          <w:p>
-            <w:r>
-              <w:t>Always returns allow. Used when Opa:Enabled=false (local dev only). Singleton lifetime.</w:t>
-            </w:r>
-          </w:p>
-        </w:tc>
-      </w:tr>
-      <w:tr>
-        <w:tc>
-          <w:tcPr>
-            <w:tcW w:type="dxa" w:w="2880"/>
-          </w:tcPr>
-          <w:p>
-            <w:r>
-              <w:t>ResourceAuthorizationService</w:t>
-            </w:r>
-          </w:p>
-        </w:tc>
-        <w:tc>
-          <w:tcPr>
-            <w:tcW w:type="dxa" w:w="2880"/>
-          </w:tcPr>
-          <w:p>
-            <w:r>
-              <w:t>IResourceAuthorizationService</w:t>
-            </w:r>
-          </w:p>
-        </w:tc>
-        <w:tc>
-          <w:tcPr>
-            <w:tcW w:type="dxa" w:w="2880"/>
-          </w:tcPr>
-          <w:p>
-            <w:r>
-              <w:t>Orchestrates RBAC gate + OPA call. Throws ForbiddenException on deny. Scoped lifetime.</w:t>
+              <w:t>IAbacTemplateRegistry (singleton) + IAbacPolicyEngine (scoped)</w:t>
             </w:r>
           </w:p>
         </w:tc>
@@ -861,85 +241,75 @@
         <w:pStyle w:val="Heading1"/>
       </w:pPr>
       <w:r>
-        <w:t>4. Tenant Context — X-Tenant-Id Header</w:t>
+        <w:rPr>
+          <w:color w:val="1F497D"/>
+        </w:rPr>
+        <w:t>2. Role-Based Access Control (RBAC)</w:t>
       </w:r>
     </w:p>
     <w:p>
       <w:r>
-        <w:rPr>
-          <w:b w:val="0"/>
-          <w:i w:val="0"/>
-          <w:sz w:val="22"/>
-        </w:rPr>
-        <w:t>The active tenant context for a request is conveyed through the X-Tenant-Id HTTP request header. This replaced the previous approach of passing tenantId as a query parameter, which leaked tenant context into URLs and server logs.</w:t>
-      </w:r>
-    </w:p>
-    <w:p/>
-    <w:p>
-      <w:r>
-        <w:rPr>
-          <w:b/>
-          <w:i w:val="0"/>
-          <w:sz w:val="22"/>
-        </w:rPr>
-        <w:t>Resolution order in CurrentUser.TenantId:</w:t>
+        <w:t>RBAC provides the coarse-grained authorization layer. Permissions are organized into Roles, and Roles can be grouped into RoleGroups. Every Role and RoleGroup is scoped to a Tenant, ensuring strict multi-tenant isolation.</w:t>
       </w:r>
     </w:p>
     <w:p>
       <w:pPr>
-        <w:pStyle w:val="ListBullet"/>
-        <w:ind w:left="360"/>
+        <w:pStyle w:val="Heading2"/>
       </w:pPr>
       <w:r>
-        <w:t>1. Read the X-Tenant-Id header value from the incoming request.</w:t>
+        <w:rPr>
+          <w:color w:val="2E74B5"/>
+        </w:rPr>
+        <w:t>2.1 Hierarchy</w:t>
       </w:r>
     </w:p>
     <w:p>
       <w:pPr>
-        <w:pStyle w:val="ListBullet"/>
-        <w:ind w:left="360"/>
+        <w:ind w:left="576"/>
+        <w:shd w:val="clear" w:color="auto" w:fill="F2F2F2"/>
       </w:pPr>
       <w:r>
-        <w:t>2. Validate the value against the caller's tenant claims (populated at login from the user's actual DB memberships).</w:t>
+        <w:rPr>
+          <w:rFonts w:ascii="Courier New" w:hAnsi="Courier New"/>
+          <w:color w:val="202020"/>
+          <w:sz w:val="18"/>
+        </w:rPr>
+        <w:t>User → Roles → Permissions</w:t>
       </w:r>
     </w:p>
     <w:p>
       <w:pPr>
-        <w:pStyle w:val="ListBullet"/>
-        <w:ind w:left="360"/>
+        <w:ind w:left="576"/>
+        <w:shd w:val="clear" w:color="auto" w:fill="F2F2F2"/>
       </w:pPr>
       <w:r>
-        <w:t>3. If valid — return the header value as the active tenant context.</w:t>
+        <w:rPr>
+          <w:rFonts w:ascii="Courier New" w:hAnsi="Courier New"/>
+          <w:color w:val="202020"/>
+          <w:sz w:val="18"/>
+        </w:rPr>
+        <w:t>User → RoleGroups → Roles → Permissions</w:t>
+      </w:r>
+    </w:p>
+    <w:p>
+      <w:r>
+        <w:t>Permission names follow dot-notation: users.read, roles.manage, etc.</w:t>
       </w:r>
     </w:p>
     <w:p>
       <w:pPr>
-        <w:pStyle w:val="ListBullet"/>
-        <w:ind w:left="360"/>
+        <w:pStyle w:val="Heading2"/>
       </w:pPr>
       <w:r>
-        <w:t>4. If absent or invalid — fall back to the tenant_id JWT claim (primary tenant).</w:t>
-      </w:r>
-    </w:p>
-    <w:p/>
-    <w:p>
-      <w:r>
         <w:rPr>
-          <w:b/>
-          <w:i w:val="0"/>
-          <w:sz w:val="22"/>
+          <w:color w:val="2E74B5"/>
         </w:rPr>
-        <w:t>Security property:</w:t>
+        <w:t>2.2 How RBAC is evaluated</w:t>
       </w:r>
     </w:p>
     <w:p>
       <w:r>
-        <w:rPr>
-          <w:b w:val="0"/>
-          <w:i w:val="0"/>
-          <w:sz w:val="22"/>
-        </w:rPr>
-        <w:t>A user cannot spoof a tenant they do not belong to. The tenant claims in the JWT are populated server-side at login from the user's actual tenant memberships in the database. The frontend sends X-Tenant-Id automatically via an axios interceptor; the value is persisted to localStorage by the tenant switcher.</w:t>
+        <w:t>When AuthorizeAsync is called with a non-null requiredPermission, the IPermissionChecker.HasPermissionAsync method flattens the user's roles and role groups (tenant-scoped) into a deduplicated set of permission names and checks for membership. If the check fails, a ForbiddenException (HTTP 403) is raised immediately — the OPA evaluation is skipped.</w:t>
       </w:r>
     </w:p>
     <w:p>
@@ -947,2352 +317,100 @@
         <w:pStyle w:val="Heading1"/>
       </w:pPr>
       <w:r>
-        <w:t>5. Authorization Workflow</w:t>
+        <w:rPr>
+          <w:color w:val="1F497D"/>
+        </w:rPr>
+        <w:t>3. ABAC + OPA — Resource-Specific Approach (v1)</w:t>
       </w:r>
     </w:p>
     <w:p>
       <w:r>
-        <w:rPr>
-          <w:b w:val="0"/>
-          <w:i w:val="0"/>
-          <w:sz w:val="22"/>
-        </w:rPr>
-        <w:t>The following sequence describes a protected resource read (example: GET /api/v1/user/profile):</w:t>
+        <w:t>The original approach (still in use for existing resources such as user profiles and roles) requires a dedicated Rego policy file per resource type. The Application layer calls AuthorizeAsync with the resource-specific policy path.</w:t>
       </w:r>
     </w:p>
-    <w:p/>
-    <w:p>
-      <w:r>
-        <w:rPr>
-          <w:b/>
-          <w:sz w:val="22"/>
-        </w:rPr>
-        <w:t>Step 1 — HTTP Request arrives</w:t>
-      </w:r>
-    </w:p>
-    <w:p>
-      <w:r>
-        <w:rPr>
-          <w:b w:val="0"/>
-          <w:i w:val="0"/>
-          <w:sz w:val="22"/>
-        </w:rPr>
-        <w:t>Client sends GET /api/v1/user/profile with Authorization: Bearer &lt;JWT&gt; and X-Tenant-Id: &lt;tenantId&gt;.</w:t>
-      </w:r>
-    </w:p>
-    <w:p/>
-    <w:p>
-      <w:r>
-        <w:rPr>
-          <w:b/>
-          <w:sz w:val="22"/>
-        </w:rPr>
-        <w:t>Step 2 — Authentication middleware</w:t>
-      </w:r>
-    </w:p>
-    <w:p>
-      <w:r>
-        <w:rPr>
-          <w:b w:val="0"/>
-          <w:i w:val="0"/>
-          <w:sz w:val="22"/>
-        </w:rPr>
-        <w:t>ASP.NET Core JWT middleware validates the token signature and expiry. Claims are extracted and made available on HttpContext.User. UserPermissionClaimsTransformation emits a tenant claim for each of the user's tenant memberships.</w:t>
-      </w:r>
-    </w:p>
-    <w:p/>
-    <w:p>
-      <w:r>
-        <w:rPr>
-          <w:b/>
-          <w:sz w:val="22"/>
-        </w:rPr>
-        <w:t>Step 3 — Endpoint delegates to MediatR</w:t>
-      </w:r>
-    </w:p>
-    <w:p>
-      <w:r>
-        <w:rPr>
-          <w:b w:val="0"/>
-          <w:i w:val="0"/>
-          <w:sz w:val="22"/>
-        </w:rPr>
-        <w:t>The Minimal API endpoint sends GetUserProfileQuery to the MediatR pipeline. No authorization logic lives in the endpoint layer.</w:t>
-      </w:r>
-    </w:p>
-    <w:p/>
-    <w:p>
-      <w:r>
-        <w:rPr>
-          <w:b/>
-          <w:sz w:val="22"/>
-        </w:rPr>
-        <w:t>Step 4 — Handler loads the resource</w:t>
-      </w:r>
-    </w:p>
-    <w:p>
-      <w:r>
-        <w:rPr>
-          <w:b w:val="0"/>
-          <w:i w:val="0"/>
-          <w:sz w:val="22"/>
-        </w:rPr>
-        <w:t>GetUserProfileQueryHandler queries the database for the target user. This happens BEFORE authorization (post-load pattern) so OPA can inspect real resource attributes.</w:t>
-      </w:r>
-    </w:p>
-    <w:p/>
-    <w:p>
-      <w:r>
-        <w:rPr>
-          <w:b/>
-          <w:sz w:val="22"/>
-        </w:rPr>
-        <w:t>Step 5 — RBAC gate</w:t>
-      </w:r>
-    </w:p>
-    <w:p>
-      <w:r>
-        <w:rPr>
-          <w:b w:val="0"/>
-          <w:i w:val="0"/>
-          <w:sz w:val="22"/>
-        </w:rPr>
-        <w:t>IResourceAuthorizationService.AuthorizeAsync is called. For self-read, requiredPermission is null and the RBAC gate is skipped. For admin operations, IPermissionChecker.HasPermissionAsync is called and throws ForbiddenException (-&gt; HTTP 403) on failure.</w:t>
-      </w:r>
-    </w:p>
-    <w:p/>
-    <w:p>
-      <w:r>
-        <w:rPr>
-          <w:b/>
-          <w:sz w:val="22"/>
-        </w:rPr>
-        <w:t>Step 6 — Build OPA envelope</w:t>
-      </w:r>
-    </w:p>
-    <w:p>
-      <w:r>
-        <w:rPr>
-          <w:b w:val="0"/>
-          <w:i w:val="0"/>
-          <w:sz w:val="22"/>
-        </w:rPr>
-        <w:t>ResourceAuthorizationService assembles the OpaAuthorizationEnvelope: subject attributes from ICurrentUser, resource attributes from UserResourceAttributes (type, id, tenant_id = ICurrentUser.TenantId — the active context, not the entity's PrimaryTenantId), environment from HttpContext.</w:t>
-      </w:r>
-    </w:p>
-    <w:p/>
-    <w:p>
-      <w:r>
-        <w:rPr>
-          <w:b/>
-          <w:sz w:val="22"/>
-        </w:rPr>
-        <w:t>Step 7 — OPA policy evaluation</w:t>
-      </w:r>
-    </w:p>
-    <w:p>
-      <w:r>
-        <w:rPr>
-          <w:b w:val="0"/>
-          <w:i w:val="0"/>
-          <w:sz w:val="22"/>
-        </w:rPr>
-        <w:t>OpaClient sends POST /v1/data/authz/auth/read_user to the OPA sidecar. OPA evaluates the Rego policy. allow is true if: same_tenant AND (self-read OR has users.read permission). OPA returns { "result": { "allow": true/false } }.</w:t>
-      </w:r>
-    </w:p>
-    <w:p/>
-    <w:p>
-      <w:r>
-        <w:rPr>
-          <w:b/>
-          <w:sz w:val="22"/>
-        </w:rPr>
-        <w:t>Step 8 — Decision applied</w:t>
-      </w:r>
-    </w:p>
-    <w:p>
-      <w:r>
-        <w:rPr>
-          <w:b w:val="0"/>
-          <w:i w:val="0"/>
-          <w:sz w:val="22"/>
-        </w:rPr>
-        <w:t>If allow = false, ResourceAuthorizationService throws ForbiddenException. ExceptionHandlingMiddleware maps it to HTTP 403 with a standard ApiResponse error body.</w:t>
-      </w:r>
-    </w:p>
-    <w:p/>
-    <w:p>
-      <w:r>
-        <w:rPr>
-          <w:b/>
-          <w:sz w:val="22"/>
-        </w:rPr>
-        <w:t>Step 9 — Response returned</w:t>
-      </w:r>
-    </w:p>
-    <w:p>
-      <w:r>
-        <w:rPr>
-          <w:b w:val="0"/>
-          <w:i w:val="0"/>
-          <w:sz w:val="22"/>
-        </w:rPr>
-        <w:t>If allow = true, the handler maps the user entity to a DTO and returns HTTP 200 OK.</w:t>
-      </w:r>
-    </w:p>
-    <w:p/>
     <w:p>
       <w:pPr>
         <w:pStyle w:val="Heading2"/>
       </w:pPr>
       <w:r>
-        <w:t>5.1  Authorization Flowchart</w:t>
+        <w:rPr>
+          <w:color w:val="2E74B5"/>
+        </w:rPr>
+        <w:t>3.1 OPA Input Envelope</w:t>
       </w:r>
     </w:p>
     <w:p>
       <w:r>
-        <w:rPr>
-          <w:b w:val="0"/>
-          <w:i w:val="0"/>
-          <w:sz w:val="22"/>
-        </w:rPr>
-        <w:t>The diagram below shows the decision flow for every protected operation:</w:t>
+        <w:t>All OPA evaluations share the same canonical JSON input structure:</w:t>
       </w:r>
     </w:p>
-    <w:p/>
     <w:p>
       <w:pPr>
-        <w:pStyle w:val="NoSpacing"/>
-        <w:shd w:val="clear" w:color="auto" w:fill="F0F0F0"/>
+        <w:ind w:left="576"/>
+        <w:shd w:val="clear" w:color="auto" w:fill="F2F2F2"/>
       </w:pPr>
       <w:r>
         <w:rPr>
           <w:rFonts w:ascii="Courier New" w:hAnsi="Courier New"/>
-          <w:color w:val="222222"/>
-          <w:sz w:val="17"/>
+          <w:color w:val="202020"/>
+          <w:sz w:val="18"/>
         </w:rPr>
-        <w:t xml:space="preserve">  +---------------------------------------------------------------+</w:t>
+        <w:t>{</w:t>
+        <w:br/>
+        <w:t xml:space="preserve">  "subject":     { "id", "tenant_id", "departments", "roles", "permissions", "mfa" },</w:t>
+        <w:br/>
+        <w:t xml:space="preserve">  "resource":    { "type", "id", "tenant_id", ... resource-specific fields },</w:t>
+        <w:br/>
+        <w:t xml:space="preserve">  "action":      "read" | "edit" | "delete" | ...,</w:t>
+        <w:br/>
+        <w:t xml:space="preserve">  "environment": { "ip", "network", "time" }</w:t>
+        <w:br/>
+        <w:t>}</w:t>
       </w:r>
     </w:p>
-    <w:p>
-      <w:pPr>
-        <w:pStyle w:val="NoSpacing"/>
-        <w:shd w:val="clear" w:color="auto" w:fill="F0F0F0"/>
-      </w:pPr>
-      <w:r>
-        <w:rPr>
-          <w:rFonts w:ascii="Courier New" w:hAnsi="Courier New"/>
-          <w:color w:val="222222"/>
-          <w:sz w:val="17"/>
-        </w:rPr>
-        <w:t xml:space="preserve">  |                    Incoming HTTP Request                      |</w:t>
-      </w:r>
-    </w:p>
-    <w:p>
-      <w:pPr>
-        <w:pStyle w:val="NoSpacing"/>
-        <w:shd w:val="clear" w:color="auto" w:fill="F0F0F0"/>
-      </w:pPr>
-      <w:r>
-        <w:rPr>
-          <w:rFonts w:ascii="Courier New" w:hAnsi="Courier New"/>
-          <w:color w:val="222222"/>
-          <w:sz w:val="17"/>
-        </w:rPr>
-        <w:t xml:space="preserve">  +--------------------------------+------------------------------+</w:t>
-      </w:r>
-    </w:p>
-    <w:p>
-      <w:pPr>
-        <w:pStyle w:val="NoSpacing"/>
-        <w:shd w:val="clear" w:color="auto" w:fill="F0F0F0"/>
-      </w:pPr>
-      <w:r>
-        <w:rPr>
-          <w:rFonts w:ascii="Courier New" w:hAnsi="Courier New"/>
-          <w:color w:val="222222"/>
-          <w:sz w:val="17"/>
-        </w:rPr>
-        <w:t xml:space="preserve">                                   |</w:t>
-      </w:r>
-    </w:p>
-    <w:p>
-      <w:pPr>
-        <w:pStyle w:val="NoSpacing"/>
-        <w:shd w:val="clear" w:color="auto" w:fill="F0F0F0"/>
-      </w:pPr>
-      <w:r>
-        <w:rPr>
-          <w:rFonts w:ascii="Courier New" w:hAnsi="Courier New"/>
-          <w:color w:val="222222"/>
-          <w:sz w:val="17"/>
-        </w:rPr>
-        <w:t xml:space="preserve">                                   v</w:t>
-      </w:r>
-    </w:p>
-    <w:p>
-      <w:pPr>
-        <w:pStyle w:val="NoSpacing"/>
-        <w:shd w:val="clear" w:color="auto" w:fill="F0F0F0"/>
-      </w:pPr>
-      <w:r>
-        <w:rPr>
-          <w:rFonts w:ascii="Courier New" w:hAnsi="Courier New"/>
-          <w:color w:val="222222"/>
-          <w:sz w:val="17"/>
-        </w:rPr>
-        <w:t xml:space="preserve">  +---------------------------------------------------------------+</w:t>
-      </w:r>
-    </w:p>
-    <w:p>
-      <w:pPr>
-        <w:pStyle w:val="NoSpacing"/>
-        <w:shd w:val="clear" w:color="auto" w:fill="F0F0F0"/>
-      </w:pPr>
-      <w:r>
-        <w:rPr>
-          <w:rFonts w:ascii="Courier New" w:hAnsi="Courier New"/>
-          <w:color w:val="222222"/>
-          <w:sz w:val="17"/>
-        </w:rPr>
-        <w:t xml:space="preserve">  |  JWT Authentication (ASP.NET Core middleware)                 |</w:t>
-      </w:r>
-    </w:p>
-    <w:p>
-      <w:pPr>
-        <w:pStyle w:val="NoSpacing"/>
-        <w:shd w:val="clear" w:color="auto" w:fill="F0F0F0"/>
-      </w:pPr>
-      <w:r>
-        <w:rPr>
-          <w:rFonts w:ascii="Courier New" w:hAnsi="Courier New"/>
-          <w:color w:val="222222"/>
-          <w:sz w:val="17"/>
-        </w:rPr>
-        <w:t xml:space="preserve">  |  Validates token; extracts claims (user ID, tenant_id,        |</w:t>
-      </w:r>
-    </w:p>
-    <w:p>
-      <w:pPr>
-        <w:pStyle w:val="NoSpacing"/>
-        <w:shd w:val="clear" w:color="auto" w:fill="F0F0F0"/>
-      </w:pPr>
-      <w:r>
-        <w:rPr>
-          <w:rFonts w:ascii="Courier New" w:hAnsi="Courier New"/>
-          <w:color w:val="222222"/>
-          <w:sz w:val="17"/>
-        </w:rPr>
-        <w:t xml:space="preserve">  |  tenant[], roles, permissions, departments, mfa)              |</w:t>
-      </w:r>
-    </w:p>
-    <w:p>
-      <w:pPr>
-        <w:pStyle w:val="NoSpacing"/>
-        <w:shd w:val="clear" w:color="auto" w:fill="F0F0F0"/>
-      </w:pPr>
-      <w:r>
-        <w:rPr>
-          <w:rFonts w:ascii="Courier New" w:hAnsi="Courier New"/>
-          <w:color w:val="222222"/>
-          <w:sz w:val="17"/>
-        </w:rPr>
-        <w:t xml:space="preserve">  +--------------------------------+------------------------------+</w:t>
-      </w:r>
-    </w:p>
-    <w:p>
-      <w:pPr>
-        <w:pStyle w:val="NoSpacing"/>
-        <w:shd w:val="clear" w:color="auto" w:fill="F0F0F0"/>
-      </w:pPr>
-      <w:r>
-        <w:rPr>
-          <w:rFonts w:ascii="Courier New" w:hAnsi="Courier New"/>
-          <w:color w:val="222222"/>
-          <w:sz w:val="17"/>
-        </w:rPr>
-        <w:t xml:space="preserve">                                   |</w:t>
-      </w:r>
-    </w:p>
-    <w:p>
-      <w:pPr>
-        <w:pStyle w:val="NoSpacing"/>
-        <w:shd w:val="clear" w:color="auto" w:fill="F0F0F0"/>
-      </w:pPr>
-      <w:r>
-        <w:rPr>
-          <w:rFonts w:ascii="Courier New" w:hAnsi="Courier New"/>
-          <w:color w:val="222222"/>
-          <w:sz w:val="17"/>
-        </w:rPr>
-        <w:t xml:space="preserve">                                   v</w:t>
-      </w:r>
-    </w:p>
-    <w:p>
-      <w:pPr>
-        <w:pStyle w:val="NoSpacing"/>
-        <w:shd w:val="clear" w:color="auto" w:fill="F0F0F0"/>
-      </w:pPr>
-      <w:r>
-        <w:rPr>
-          <w:rFonts w:ascii="Courier New" w:hAnsi="Courier New"/>
-          <w:color w:val="222222"/>
-          <w:sz w:val="17"/>
-        </w:rPr>
-        <w:t xml:space="preserve">  +---------------------------------------------------------------+</w:t>
-      </w:r>
-    </w:p>
-    <w:p>
-      <w:pPr>
-        <w:pStyle w:val="NoSpacing"/>
-        <w:shd w:val="clear" w:color="auto" w:fill="F0F0F0"/>
-      </w:pPr>
-      <w:r>
-        <w:rPr>
-          <w:rFonts w:ascii="Courier New" w:hAnsi="Courier New"/>
-          <w:color w:val="222222"/>
-          <w:sz w:val="17"/>
-        </w:rPr>
-        <w:t xml:space="preserve">  |  MediatR Handler -- Load Resource from Database               |</w:t>
-      </w:r>
-    </w:p>
-    <w:p>
-      <w:pPr>
-        <w:pStyle w:val="NoSpacing"/>
-        <w:shd w:val="clear" w:color="auto" w:fill="F0F0F0"/>
-      </w:pPr>
-      <w:r>
-        <w:rPr>
-          <w:rFonts w:ascii="Courier New" w:hAnsi="Courier New"/>
-          <w:color w:val="222222"/>
-          <w:sz w:val="17"/>
-        </w:rPr>
-        <w:t xml:space="preserve">  |  (post-load pattern: load first, authorize after)             |</w:t>
-      </w:r>
-    </w:p>
-    <w:p>
-      <w:pPr>
-        <w:pStyle w:val="NoSpacing"/>
-        <w:shd w:val="clear" w:color="auto" w:fill="F0F0F0"/>
-      </w:pPr>
-      <w:r>
-        <w:rPr>
-          <w:rFonts w:ascii="Courier New" w:hAnsi="Courier New"/>
-          <w:color w:val="222222"/>
-          <w:sz w:val="17"/>
-        </w:rPr>
-        <w:t xml:space="preserve">  +--------------------------------+------------------------------+</w:t>
-      </w:r>
-    </w:p>
-    <w:p>
-      <w:pPr>
-        <w:pStyle w:val="NoSpacing"/>
-        <w:shd w:val="clear" w:color="auto" w:fill="F0F0F0"/>
-      </w:pPr>
-      <w:r>
-        <w:rPr>
-          <w:rFonts w:ascii="Courier New" w:hAnsi="Courier New"/>
-          <w:color w:val="222222"/>
-          <w:sz w:val="17"/>
-        </w:rPr>
-        <w:t xml:space="preserve">                                   |</w:t>
-      </w:r>
-    </w:p>
-    <w:p>
-      <w:pPr>
-        <w:pStyle w:val="NoSpacing"/>
-        <w:shd w:val="clear" w:color="auto" w:fill="F0F0F0"/>
-      </w:pPr>
-      <w:r>
-        <w:rPr>
-          <w:rFonts w:ascii="Courier New" w:hAnsi="Courier New"/>
-          <w:color w:val="222222"/>
-          <w:sz w:val="17"/>
-        </w:rPr>
-        <w:t xml:space="preserve">                                   v</w:t>
-      </w:r>
-    </w:p>
-    <w:p>
-      <w:pPr>
-        <w:pStyle w:val="NoSpacing"/>
-        <w:shd w:val="clear" w:color="auto" w:fill="F0F0F0"/>
-      </w:pPr>
-      <w:r>
-        <w:rPr>
-          <w:rFonts w:ascii="Courier New" w:hAnsi="Courier New"/>
-          <w:color w:val="222222"/>
-          <w:sz w:val="17"/>
-        </w:rPr>
-        <w:t xml:space="preserve">  +---------------------------------------------------------------+</w:t>
-      </w:r>
-    </w:p>
-    <w:p>
-      <w:pPr>
-        <w:pStyle w:val="NoSpacing"/>
-        <w:shd w:val="clear" w:color="auto" w:fill="F0F0F0"/>
-      </w:pPr>
-      <w:r>
-        <w:rPr>
-          <w:rFonts w:ascii="Courier New" w:hAnsi="Courier New"/>
-          <w:color w:val="222222"/>
-          <w:sz w:val="17"/>
-        </w:rPr>
-        <w:t xml:space="preserve">  |        IResourceAuthorizationService.AuthorizeAsync()         |</w:t>
-      </w:r>
-    </w:p>
-    <w:p>
-      <w:pPr>
-        <w:pStyle w:val="NoSpacing"/>
-        <w:shd w:val="clear" w:color="auto" w:fill="F0F0F0"/>
-      </w:pPr>
-      <w:r>
-        <w:rPr>
-          <w:rFonts w:ascii="Courier New" w:hAnsi="Courier New"/>
-          <w:color w:val="222222"/>
-          <w:sz w:val="17"/>
-        </w:rPr>
-        <w:t xml:space="preserve">  +--------------------------------+------------------------------+</w:t>
-      </w:r>
-    </w:p>
-    <w:p>
-      <w:pPr>
-        <w:pStyle w:val="NoSpacing"/>
-        <w:shd w:val="clear" w:color="auto" w:fill="F0F0F0"/>
-      </w:pPr>
-      <w:r>
-        <w:rPr>
-          <w:rFonts w:ascii="Courier New" w:hAnsi="Courier New"/>
-          <w:color w:val="222222"/>
-          <w:sz w:val="17"/>
-        </w:rPr>
-        <w:t xml:space="preserve">                                   |</w:t>
-      </w:r>
-    </w:p>
-    <w:p>
-      <w:pPr>
-        <w:pStyle w:val="NoSpacing"/>
-        <w:shd w:val="clear" w:color="auto" w:fill="F0F0F0"/>
-      </w:pPr>
-      <w:r>
-        <w:rPr>
-          <w:rFonts w:ascii="Courier New" w:hAnsi="Courier New"/>
-          <w:color w:val="222222"/>
-          <w:sz w:val="17"/>
-        </w:rPr>
-        <w:t xml:space="preserve">               +-------------------+--------------------+</w:t>
-      </w:r>
-    </w:p>
-    <w:p>
-      <w:pPr>
-        <w:pStyle w:val="NoSpacing"/>
-        <w:shd w:val="clear" w:color="auto" w:fill="F0F0F0"/>
-      </w:pPr>
-      <w:r>
-        <w:rPr>
-          <w:rFonts w:ascii="Courier New" w:hAnsi="Courier New"/>
-          <w:color w:val="222222"/>
-          <w:sz w:val="17"/>
-        </w:rPr>
-        <w:t xml:space="preserve">               |   requiredPermission == null?          |</w:t>
-      </w:r>
-    </w:p>
-    <w:p>
-      <w:pPr>
-        <w:pStyle w:val="NoSpacing"/>
-        <w:shd w:val="clear" w:color="auto" w:fill="F0F0F0"/>
-      </w:pPr>
-      <w:r>
-        <w:rPr>
-          <w:rFonts w:ascii="Courier New" w:hAnsi="Courier New"/>
-          <w:color w:val="222222"/>
-          <w:sz w:val="17"/>
-        </w:rPr>
-        <w:t xml:space="preserve">               +-------------------+--------------------+</w:t>
-      </w:r>
-    </w:p>
-    <w:p>
-      <w:pPr>
-        <w:pStyle w:val="NoSpacing"/>
-        <w:shd w:val="clear" w:color="auto" w:fill="F0F0F0"/>
-      </w:pPr>
-      <w:r>
-        <w:rPr>
-          <w:rFonts w:ascii="Courier New" w:hAnsi="Courier New"/>
-          <w:color w:val="222222"/>
-          <w:sz w:val="17"/>
-        </w:rPr>
-        <w:t xml:space="preserve">             YES |                                | NO</w:t>
-      </w:r>
-    </w:p>
-    <w:p>
-      <w:pPr>
-        <w:pStyle w:val="NoSpacing"/>
-        <w:shd w:val="clear" w:color="auto" w:fill="F0F0F0"/>
-      </w:pPr>
-      <w:r>
-        <w:rPr>
-          <w:rFonts w:ascii="Courier New" w:hAnsi="Courier New"/>
-          <w:color w:val="222222"/>
-          <w:sz w:val="17"/>
-        </w:rPr>
-        <w:t xml:space="preserve">                 |                                v</w:t>
-      </w:r>
-    </w:p>
-    <w:p>
-      <w:pPr>
-        <w:pStyle w:val="NoSpacing"/>
-        <w:shd w:val="clear" w:color="auto" w:fill="F0F0F0"/>
-      </w:pPr>
-      <w:r>
-        <w:rPr>
-          <w:rFonts w:ascii="Courier New" w:hAnsi="Courier New"/>
-          <w:color w:val="222222"/>
-          <w:sz w:val="17"/>
-        </w:rPr>
-        <w:t xml:space="preserve">                 |              +---------------------------------+</w:t>
-      </w:r>
-    </w:p>
-    <w:p>
-      <w:pPr>
-        <w:pStyle w:val="NoSpacing"/>
-        <w:shd w:val="clear" w:color="auto" w:fill="F0F0F0"/>
-      </w:pPr>
-      <w:r>
-        <w:rPr>
-          <w:rFonts w:ascii="Courier New" w:hAnsi="Courier New"/>
-          <w:color w:val="222222"/>
-          <w:sz w:val="17"/>
-        </w:rPr>
-        <w:t xml:space="preserve">                 |              |  IPermissionChecker             |</w:t>
-      </w:r>
-    </w:p>
-    <w:p>
-      <w:pPr>
-        <w:pStyle w:val="NoSpacing"/>
-        <w:shd w:val="clear" w:color="auto" w:fill="F0F0F0"/>
-      </w:pPr>
-      <w:r>
-        <w:rPr>
-          <w:rFonts w:ascii="Courier New" w:hAnsi="Courier New"/>
-          <w:color w:val="222222"/>
-          <w:sz w:val="17"/>
-        </w:rPr>
-        <w:t xml:space="preserve">                 |              |  HasPermissionAsync()           |</w:t>
-      </w:r>
-    </w:p>
-    <w:p>
-      <w:pPr>
-        <w:pStyle w:val="NoSpacing"/>
-        <w:shd w:val="clear" w:color="auto" w:fill="F0F0F0"/>
-      </w:pPr>
-      <w:r>
-        <w:rPr>
-          <w:rFonts w:ascii="Courier New" w:hAnsi="Courier New"/>
-          <w:color w:val="222222"/>
-          <w:sz w:val="17"/>
-        </w:rPr>
-        <w:t xml:space="preserve">                 |              +----------------+----------------+</w:t>
-      </w:r>
-    </w:p>
-    <w:p>
-      <w:pPr>
-        <w:pStyle w:val="NoSpacing"/>
-        <w:shd w:val="clear" w:color="auto" w:fill="F0F0F0"/>
-      </w:pPr>
-      <w:r>
-        <w:rPr>
-          <w:rFonts w:ascii="Courier New" w:hAnsi="Courier New"/>
-          <w:color w:val="222222"/>
-          <w:sz w:val="17"/>
-        </w:rPr>
-        <w:t xml:space="preserve">                 |            YES |               | NO</w:t>
-      </w:r>
-    </w:p>
-    <w:p>
-      <w:pPr>
-        <w:pStyle w:val="NoSpacing"/>
-        <w:shd w:val="clear" w:color="auto" w:fill="F0F0F0"/>
-      </w:pPr>
-      <w:r>
-        <w:rPr>
-          <w:rFonts w:ascii="Courier New" w:hAnsi="Courier New"/>
-          <w:color w:val="222222"/>
-          <w:sz w:val="17"/>
-        </w:rPr>
-        <w:t xml:space="preserve">                 |               |               v</w:t>
-      </w:r>
-    </w:p>
-    <w:p>
-      <w:pPr>
-        <w:pStyle w:val="NoSpacing"/>
-        <w:shd w:val="clear" w:color="auto" w:fill="F0F0F0"/>
-      </w:pPr>
-      <w:r>
-        <w:rPr>
-          <w:rFonts w:ascii="Courier New" w:hAnsi="Courier New"/>
-          <w:color w:val="222222"/>
-          <w:sz w:val="17"/>
-        </w:rPr>
-        <w:t xml:space="preserve">                 |               |     +-----------------------+</w:t>
-      </w:r>
-    </w:p>
-    <w:p>
-      <w:pPr>
-        <w:pStyle w:val="NoSpacing"/>
-        <w:shd w:val="clear" w:color="auto" w:fill="F0F0F0"/>
-      </w:pPr>
-      <w:r>
-        <w:rPr>
-          <w:rFonts w:ascii="Courier New" w:hAnsi="Courier New"/>
-          <w:color w:val="222222"/>
-          <w:sz w:val="17"/>
-        </w:rPr>
-        <w:t xml:space="preserve">                 |               |     |  ForbiddenException   |</w:t>
-      </w:r>
-    </w:p>
-    <w:p>
-      <w:pPr>
-        <w:pStyle w:val="NoSpacing"/>
-        <w:shd w:val="clear" w:color="auto" w:fill="F0F0F0"/>
-      </w:pPr>
-      <w:r>
-        <w:rPr>
-          <w:rFonts w:ascii="Courier New" w:hAnsi="Courier New"/>
-          <w:color w:val="222222"/>
-          <w:sz w:val="17"/>
-        </w:rPr>
-        <w:t xml:space="preserve">                 |               |     |  --&gt; HTTP 403         |</w:t>
-      </w:r>
-    </w:p>
-    <w:p>
-      <w:pPr>
-        <w:pStyle w:val="NoSpacing"/>
-        <w:shd w:val="clear" w:color="auto" w:fill="F0F0F0"/>
-      </w:pPr>
-      <w:r>
-        <w:rPr>
-          <w:rFonts w:ascii="Courier New" w:hAnsi="Courier New"/>
-          <w:color w:val="222222"/>
-          <w:sz w:val="17"/>
-        </w:rPr>
-        <w:t xml:space="preserve">                 |               |     +-----------------------+</w:t>
-      </w:r>
-    </w:p>
-    <w:p>
-      <w:pPr>
-        <w:pStyle w:val="NoSpacing"/>
-        <w:shd w:val="clear" w:color="auto" w:fill="F0F0F0"/>
-      </w:pPr>
-      <w:r>
-        <w:rPr>
-          <w:rFonts w:ascii="Courier New" w:hAnsi="Courier New"/>
-          <w:color w:val="222222"/>
-          <w:sz w:val="17"/>
-        </w:rPr>
-        <w:t xml:space="preserve">                 +---------------+</w:t>
-      </w:r>
-    </w:p>
-    <w:p>
-      <w:pPr>
-        <w:pStyle w:val="NoSpacing"/>
-        <w:shd w:val="clear" w:color="auto" w:fill="F0F0F0"/>
-      </w:pPr>
-      <w:r>
-        <w:rPr>
-          <w:rFonts w:ascii="Courier New" w:hAnsi="Courier New"/>
-          <w:color w:val="222222"/>
-          <w:sz w:val="17"/>
-        </w:rPr>
-        <w:t xml:space="preserve">                                   |</w:t>
-      </w:r>
-    </w:p>
-    <w:p>
-      <w:pPr>
-        <w:pStyle w:val="NoSpacing"/>
-        <w:shd w:val="clear" w:color="auto" w:fill="F0F0F0"/>
-      </w:pPr>
-      <w:r>
-        <w:rPr>
-          <w:rFonts w:ascii="Courier New" w:hAnsi="Courier New"/>
-          <w:color w:val="222222"/>
-          <w:sz w:val="17"/>
-        </w:rPr>
-        <w:t xml:space="preserve">                                   v</w:t>
-      </w:r>
-    </w:p>
-    <w:p>
-      <w:pPr>
-        <w:pStyle w:val="NoSpacing"/>
-        <w:shd w:val="clear" w:color="auto" w:fill="F0F0F0"/>
-      </w:pPr>
-      <w:r>
-        <w:rPr>
-          <w:rFonts w:ascii="Courier New" w:hAnsi="Courier New"/>
-          <w:color w:val="222222"/>
-          <w:sz w:val="17"/>
-        </w:rPr>
-        <w:t xml:space="preserve">  +---------------------------------------------------------------+</w:t>
-      </w:r>
-    </w:p>
-    <w:p>
-      <w:pPr>
-        <w:pStyle w:val="NoSpacing"/>
-        <w:shd w:val="clear" w:color="auto" w:fill="F0F0F0"/>
-      </w:pPr>
-      <w:r>
-        <w:rPr>
-          <w:rFonts w:ascii="Courier New" w:hAnsi="Courier New"/>
-          <w:color w:val="222222"/>
-          <w:sz w:val="17"/>
-        </w:rPr>
-        <w:t xml:space="preserve">  |  Build OpaAuthorizationEnvelope                               |</w:t>
-      </w:r>
-    </w:p>
-    <w:p>
-      <w:pPr>
-        <w:pStyle w:val="NoSpacing"/>
-        <w:shd w:val="clear" w:color="auto" w:fill="F0F0F0"/>
-      </w:pPr>
-      <w:r>
-        <w:rPr>
-          <w:rFonts w:ascii="Courier New" w:hAnsi="Courier New"/>
-          <w:color w:val="222222"/>
-          <w:sz w:val="17"/>
-        </w:rPr>
-        <w:t xml:space="preserve">  |  subject    &lt;- ICurrentUser (id, tenant_id, permissions ...)  |</w:t>
-      </w:r>
-    </w:p>
-    <w:p>
-      <w:pPr>
-        <w:pStyle w:val="NoSpacing"/>
-        <w:shd w:val="clear" w:color="auto" w:fill="F0F0F0"/>
-      </w:pPr>
-      <w:r>
-        <w:rPr>
-          <w:rFonts w:ascii="Courier New" w:hAnsi="Courier New"/>
-          <w:color w:val="222222"/>
-          <w:sz w:val="17"/>
-        </w:rPr>
-        <w:t xml:space="preserve">  |  resource   &lt;- loaded entity (type, id, tenant_id)           |</w:t>
-      </w:r>
-    </w:p>
-    <w:p>
-      <w:pPr>
-        <w:pStyle w:val="NoSpacing"/>
-        <w:shd w:val="clear" w:color="auto" w:fill="F0F0F0"/>
-      </w:pPr>
-      <w:r>
-        <w:rPr>
-          <w:rFonts w:ascii="Courier New" w:hAnsi="Courier New"/>
-          <w:color w:val="222222"/>
-          <w:sz w:val="17"/>
-        </w:rPr>
-        <w:t xml:space="preserve">  |  action     &lt;- "read" / "write" / ...                        |</w:t>
-      </w:r>
-    </w:p>
-    <w:p>
-      <w:pPr>
-        <w:pStyle w:val="NoSpacing"/>
-        <w:shd w:val="clear" w:color="auto" w:fill="F0F0F0"/>
-      </w:pPr>
-      <w:r>
-        <w:rPr>
-          <w:rFonts w:ascii="Courier New" w:hAnsi="Courier New"/>
-          <w:color w:val="222222"/>
-          <w:sz w:val="17"/>
-        </w:rPr>
-        <w:t xml:space="preserve">  |  environment&lt;- IP, network, UTC timestamp                     |</w:t>
-      </w:r>
-    </w:p>
-    <w:p>
-      <w:pPr>
-        <w:pStyle w:val="NoSpacing"/>
-        <w:shd w:val="clear" w:color="auto" w:fill="F0F0F0"/>
-      </w:pPr>
-      <w:r>
-        <w:rPr>
-          <w:rFonts w:ascii="Courier New" w:hAnsi="Courier New"/>
-          <w:color w:val="222222"/>
-          <w:sz w:val="17"/>
-        </w:rPr>
-        <w:t xml:space="preserve">  +--------------------------------+------------------------------+</w:t>
-      </w:r>
-    </w:p>
-    <w:p>
-      <w:pPr>
-        <w:pStyle w:val="NoSpacing"/>
-        <w:shd w:val="clear" w:color="auto" w:fill="F0F0F0"/>
-      </w:pPr>
-      <w:r>
-        <w:rPr>
-          <w:rFonts w:ascii="Courier New" w:hAnsi="Courier New"/>
-          <w:color w:val="222222"/>
-          <w:sz w:val="17"/>
-        </w:rPr>
-        <w:t xml:space="preserve">                                   |</w:t>
-      </w:r>
-    </w:p>
-    <w:p>
-      <w:pPr>
-        <w:pStyle w:val="NoSpacing"/>
-        <w:shd w:val="clear" w:color="auto" w:fill="F0F0F0"/>
-      </w:pPr>
-      <w:r>
-        <w:rPr>
-          <w:rFonts w:ascii="Courier New" w:hAnsi="Courier New"/>
-          <w:color w:val="222222"/>
-          <w:sz w:val="17"/>
-        </w:rPr>
-        <w:t xml:space="preserve">                                   v</w:t>
-      </w:r>
-    </w:p>
-    <w:p>
-      <w:pPr>
-        <w:pStyle w:val="NoSpacing"/>
-        <w:shd w:val="clear" w:color="auto" w:fill="F0F0F0"/>
-      </w:pPr>
-      <w:r>
-        <w:rPr>
-          <w:rFonts w:ascii="Courier New" w:hAnsi="Courier New"/>
-          <w:color w:val="222222"/>
-          <w:sz w:val="17"/>
-        </w:rPr>
-        <w:t xml:space="preserve">  +---------------------------------------------------------------+</w:t>
-      </w:r>
-    </w:p>
-    <w:p>
-      <w:pPr>
-        <w:pStyle w:val="NoSpacing"/>
-        <w:shd w:val="clear" w:color="auto" w:fill="F0F0F0"/>
-      </w:pPr>
-      <w:r>
-        <w:rPr>
-          <w:rFonts w:ascii="Courier New" w:hAnsi="Courier New"/>
-          <w:color w:val="222222"/>
-          <w:sz w:val="17"/>
-        </w:rPr>
-        <w:t xml:space="preserve">  |  OpaClient --&gt; POST /v1/data/{policy-path}                    |</w:t>
-      </w:r>
-    </w:p>
-    <w:p>
-      <w:pPr>
-        <w:pStyle w:val="NoSpacing"/>
-        <w:shd w:val="clear" w:color="auto" w:fill="F0F0F0"/>
-      </w:pPr>
-      <w:r>
-        <w:rPr>
-          <w:rFonts w:ascii="Courier New" w:hAnsi="Courier New"/>
-          <w:color w:val="222222"/>
-          <w:sz w:val="17"/>
-        </w:rPr>
-        <w:t xml:space="preserve">  |  OPA container evaluates Rego policy                          |</w:t>
-      </w:r>
-    </w:p>
-    <w:p>
-      <w:pPr>
-        <w:pStyle w:val="NoSpacing"/>
-        <w:shd w:val="clear" w:color="auto" w:fill="F0F0F0"/>
-      </w:pPr>
-      <w:r>
-        <w:rPr>
-          <w:rFonts w:ascii="Courier New" w:hAnsi="Courier New"/>
-          <w:color w:val="222222"/>
-          <w:sz w:val="17"/>
-        </w:rPr>
-        <w:t xml:space="preserve">  +--------------------------------+------------------------------+</w:t>
-      </w:r>
-    </w:p>
-    <w:p>
-      <w:pPr>
-        <w:pStyle w:val="NoSpacing"/>
-        <w:shd w:val="clear" w:color="auto" w:fill="F0F0F0"/>
-      </w:pPr>
-      <w:r>
-        <w:rPr>
-          <w:rFonts w:ascii="Courier New" w:hAnsi="Courier New"/>
-          <w:color w:val="222222"/>
-          <w:sz w:val="17"/>
-        </w:rPr>
-        <w:t xml:space="preserve">                                   |</w:t>
-      </w:r>
-    </w:p>
-    <w:p>
-      <w:pPr>
-        <w:pStyle w:val="NoSpacing"/>
-        <w:shd w:val="clear" w:color="auto" w:fill="F0F0F0"/>
-      </w:pPr>
-      <w:r>
-        <w:rPr>
-          <w:rFonts w:ascii="Courier New" w:hAnsi="Courier New"/>
-          <w:color w:val="222222"/>
-          <w:sz w:val="17"/>
-        </w:rPr>
-        <w:t xml:space="preserve">               +-------------------+--------------------+</w:t>
-      </w:r>
-    </w:p>
-    <w:p>
-      <w:pPr>
-        <w:pStyle w:val="NoSpacing"/>
-        <w:shd w:val="clear" w:color="auto" w:fill="F0F0F0"/>
-      </w:pPr>
-      <w:r>
-        <w:rPr>
-          <w:rFonts w:ascii="Courier New" w:hAnsi="Courier New"/>
-          <w:color w:val="222222"/>
-          <w:sz w:val="17"/>
-        </w:rPr>
-        <w:t xml:space="preserve">               |       OPA reachable?                   |</w:t>
-      </w:r>
-    </w:p>
-    <w:p>
-      <w:pPr>
-        <w:pStyle w:val="NoSpacing"/>
-        <w:shd w:val="clear" w:color="auto" w:fill="F0F0F0"/>
-      </w:pPr>
-      <w:r>
-        <w:rPr>
-          <w:rFonts w:ascii="Courier New" w:hAnsi="Courier New"/>
-          <w:color w:val="222222"/>
-          <w:sz w:val="17"/>
-        </w:rPr>
-        <w:t xml:space="preserve">               +-------------------+--------------------+</w:t>
-      </w:r>
-    </w:p>
-    <w:p>
-      <w:pPr>
-        <w:pStyle w:val="NoSpacing"/>
-        <w:shd w:val="clear" w:color="auto" w:fill="F0F0F0"/>
-      </w:pPr>
-      <w:r>
-        <w:rPr>
-          <w:rFonts w:ascii="Courier New" w:hAnsi="Courier New"/>
-          <w:color w:val="222222"/>
-          <w:sz w:val="17"/>
-        </w:rPr>
-        <w:t xml:space="preserve">             YES |                                | NO</w:t>
-      </w:r>
-    </w:p>
-    <w:p>
-      <w:pPr>
-        <w:pStyle w:val="NoSpacing"/>
-        <w:shd w:val="clear" w:color="auto" w:fill="F0F0F0"/>
-      </w:pPr>
-      <w:r>
-        <w:rPr>
-          <w:rFonts w:ascii="Courier New" w:hAnsi="Courier New"/>
-          <w:color w:val="222222"/>
-          <w:sz w:val="17"/>
-        </w:rPr>
-        <w:t xml:space="preserve">                 |                                v</w:t>
-      </w:r>
-    </w:p>
-    <w:p>
-      <w:pPr>
-        <w:pStyle w:val="NoSpacing"/>
-        <w:shd w:val="clear" w:color="auto" w:fill="F0F0F0"/>
-      </w:pPr>
-      <w:r>
-        <w:rPr>
-          <w:rFonts w:ascii="Courier New" w:hAnsi="Courier New"/>
-          <w:color w:val="222222"/>
-          <w:sz w:val="17"/>
-        </w:rPr>
-        <w:t xml:space="preserve">                 |              +---------------------------------+</w:t>
-      </w:r>
-    </w:p>
-    <w:p>
-      <w:pPr>
-        <w:pStyle w:val="NoSpacing"/>
-        <w:shd w:val="clear" w:color="auto" w:fill="F0F0F0"/>
-      </w:pPr>
-      <w:r>
-        <w:rPr>
-          <w:rFonts w:ascii="Courier New" w:hAnsi="Courier New"/>
-          <w:color w:val="222222"/>
-          <w:sz w:val="17"/>
-        </w:rPr>
-        <w:t xml:space="preserve">                 |              |  FailClosed = true?             |</w:t>
-      </w:r>
-    </w:p>
-    <w:p>
-      <w:pPr>
-        <w:pStyle w:val="NoSpacing"/>
-        <w:shd w:val="clear" w:color="auto" w:fill="F0F0F0"/>
-      </w:pPr>
-      <w:r>
-        <w:rPr>
-          <w:rFonts w:ascii="Courier New" w:hAnsi="Courier New"/>
-          <w:color w:val="222222"/>
-          <w:sz w:val="17"/>
-        </w:rPr>
-        <w:t xml:space="preserve">                 |              |  YES -&gt; ForbiddenException 403  |</w:t>
-      </w:r>
-    </w:p>
-    <w:p>
-      <w:pPr>
-        <w:pStyle w:val="NoSpacing"/>
-        <w:shd w:val="clear" w:color="auto" w:fill="F0F0F0"/>
-      </w:pPr>
-      <w:r>
-        <w:rPr>
-          <w:rFonts w:ascii="Courier New" w:hAnsi="Courier New"/>
-          <w:color w:val="222222"/>
-          <w:sz w:val="17"/>
-        </w:rPr>
-        <w:t xml:space="preserve">                 |              |  NO  -&gt; allow (dev only)        |</w:t>
-      </w:r>
-    </w:p>
-    <w:p>
-      <w:pPr>
-        <w:pStyle w:val="NoSpacing"/>
-        <w:shd w:val="clear" w:color="auto" w:fill="F0F0F0"/>
-      </w:pPr>
-      <w:r>
-        <w:rPr>
-          <w:rFonts w:ascii="Courier New" w:hAnsi="Courier New"/>
-          <w:color w:val="222222"/>
-          <w:sz w:val="17"/>
-        </w:rPr>
-        <w:t xml:space="preserve">                 |              +---------------------------------+</w:t>
-      </w:r>
-    </w:p>
-    <w:p>
-      <w:pPr>
-        <w:pStyle w:val="NoSpacing"/>
-        <w:shd w:val="clear" w:color="auto" w:fill="F0F0F0"/>
-      </w:pPr>
-      <w:r>
-        <w:rPr>
-          <w:rFonts w:ascii="Courier New" w:hAnsi="Courier New"/>
-          <w:color w:val="222222"/>
-          <w:sz w:val="17"/>
-        </w:rPr>
-        <w:t xml:space="preserve">                 |</w:t>
-      </w:r>
-    </w:p>
-    <w:p>
-      <w:pPr>
-        <w:pStyle w:val="NoSpacing"/>
-        <w:shd w:val="clear" w:color="auto" w:fill="F0F0F0"/>
-      </w:pPr>
-      <w:r>
-        <w:rPr>
-          <w:rFonts w:ascii="Courier New" w:hAnsi="Courier New"/>
-          <w:color w:val="222222"/>
-          <w:sz w:val="17"/>
-        </w:rPr>
-        <w:t xml:space="preserve">               +-+------------------+</w:t>
-      </w:r>
-    </w:p>
-    <w:p>
-      <w:pPr>
-        <w:pStyle w:val="NoSpacing"/>
-        <w:shd w:val="clear" w:color="auto" w:fill="F0F0F0"/>
-      </w:pPr>
-      <w:r>
-        <w:rPr>
-          <w:rFonts w:ascii="Courier New" w:hAnsi="Courier New"/>
-          <w:color w:val="222222"/>
-          <w:sz w:val="17"/>
-        </w:rPr>
-        <w:t xml:space="preserve">               |   allow = true?    |</w:t>
-      </w:r>
-    </w:p>
-    <w:p>
-      <w:pPr>
-        <w:pStyle w:val="NoSpacing"/>
-        <w:shd w:val="clear" w:color="auto" w:fill="F0F0F0"/>
-      </w:pPr>
-      <w:r>
-        <w:rPr>
-          <w:rFonts w:ascii="Courier New" w:hAnsi="Courier New"/>
-          <w:color w:val="222222"/>
-          <w:sz w:val="17"/>
-        </w:rPr>
-        <w:t xml:space="preserve">               +-+------------------+</w:t>
-      </w:r>
-    </w:p>
-    <w:p>
-      <w:pPr>
-        <w:pStyle w:val="NoSpacing"/>
-        <w:shd w:val="clear" w:color="auto" w:fill="F0F0F0"/>
-      </w:pPr>
-      <w:r>
-        <w:rPr>
-          <w:rFonts w:ascii="Courier New" w:hAnsi="Courier New"/>
-          <w:color w:val="222222"/>
-          <w:sz w:val="17"/>
-        </w:rPr>
-        <w:t xml:space="preserve">             YES |             | NO</w:t>
-      </w:r>
-    </w:p>
-    <w:p>
-      <w:pPr>
-        <w:pStyle w:val="NoSpacing"/>
-        <w:shd w:val="clear" w:color="auto" w:fill="F0F0F0"/>
-      </w:pPr>
-      <w:r>
-        <w:rPr>
-          <w:rFonts w:ascii="Courier New" w:hAnsi="Courier New"/>
-          <w:color w:val="222222"/>
-          <w:sz w:val="17"/>
-        </w:rPr>
-        <w:t xml:space="preserve">                 v             v</w:t>
-      </w:r>
-    </w:p>
-    <w:p>
-      <w:pPr>
-        <w:pStyle w:val="NoSpacing"/>
-        <w:shd w:val="clear" w:color="auto" w:fill="F0F0F0"/>
-      </w:pPr>
-      <w:r>
-        <w:rPr>
-          <w:rFonts w:ascii="Courier New" w:hAnsi="Courier New"/>
-          <w:color w:val="222222"/>
-          <w:sz w:val="17"/>
-        </w:rPr>
-        <w:t xml:space="preserve">  +------------------+    +--------------------+</w:t>
-      </w:r>
-    </w:p>
-    <w:p>
-      <w:pPr>
-        <w:pStyle w:val="NoSpacing"/>
-        <w:shd w:val="clear" w:color="auto" w:fill="F0F0F0"/>
-      </w:pPr>
-      <w:r>
-        <w:rPr>
-          <w:rFonts w:ascii="Courier New" w:hAnsi="Courier New"/>
-          <w:color w:val="222222"/>
-          <w:sz w:val="17"/>
-        </w:rPr>
-        <w:t xml:space="preserve">  |  Return resource |    |  ForbiddenException |</w:t>
-      </w:r>
-    </w:p>
-    <w:p>
-      <w:pPr>
-        <w:pStyle w:val="NoSpacing"/>
-        <w:shd w:val="clear" w:color="auto" w:fill="F0F0F0"/>
-      </w:pPr>
-      <w:r>
-        <w:rPr>
-          <w:rFonts w:ascii="Courier New" w:hAnsi="Courier New"/>
-          <w:color w:val="222222"/>
-          <w:sz w:val="17"/>
-        </w:rPr>
-        <w:t xml:space="preserve">  |  data -- 200 OK  |    |  --&gt; HTTP 403       |</w:t>
-      </w:r>
-    </w:p>
-    <w:p>
-      <w:pPr>
-        <w:pStyle w:val="NoSpacing"/>
-        <w:shd w:val="clear" w:color="auto" w:fill="F0F0F0"/>
-      </w:pPr>
-      <w:r>
-        <w:rPr>
-          <w:rFonts w:ascii="Courier New" w:hAnsi="Courier New"/>
-          <w:color w:val="222222"/>
-          <w:sz w:val="17"/>
-        </w:rPr>
-        <w:t xml:space="preserve">  +------------------+    +--------------------+</w:t>
-      </w:r>
-    </w:p>
-    <w:p/>
-    <w:p>
-      <w:pPr>
-        <w:pStyle w:val="Heading1"/>
-      </w:pPr>
-      <w:r>
-        <w:t>6. Rego Policy Structure</w:t>
-      </w:r>
-    </w:p>
-    <w:p>
-      <w:r>
-        <w:rPr>
-          <w:b w:val="0"/>
-          <w:i w:val="0"/>
-          <w:sz w:val="22"/>
-        </w:rPr>
-        <w:t>All Rego policies live in the policies/ directory alongside the application source code. They are versioned in git and loaded by the OPA container at startup.</w:t>
-      </w:r>
-    </w:p>
-    <w:p/>
-    <w:p>
-      <w:pPr>
-        <w:pStyle w:val="NoSpacing"/>
-        <w:shd w:val="clear" w:color="auto" w:fill="F0F0F0"/>
-      </w:pPr>
-      <w:r>
-        <w:rPr>
-          <w:rFonts w:ascii="Courier New" w:hAnsi="Courier New"/>
-          <w:color w:val="222222"/>
-          <w:sz w:val="17"/>
-        </w:rPr>
-        <w:t>policies/</w:t>
-      </w:r>
-    </w:p>
-    <w:p>
-      <w:pPr>
-        <w:pStyle w:val="NoSpacing"/>
-        <w:shd w:val="clear" w:color="auto" w:fill="F0F0F0"/>
-      </w:pPr>
-      <w:r>
-        <w:rPr>
-          <w:rFonts w:ascii="Courier New" w:hAnsi="Courier New"/>
-          <w:color w:val="222222"/>
-          <w:sz w:val="17"/>
-        </w:rPr>
-        <w:t xml:space="preserve">  authz/</w:t>
-      </w:r>
-    </w:p>
-    <w:p>
-      <w:pPr>
-        <w:pStyle w:val="NoSpacing"/>
-        <w:shd w:val="clear" w:color="auto" w:fill="F0F0F0"/>
-      </w:pPr>
-      <w:r>
-        <w:rPr>
-          <w:rFonts w:ascii="Courier New" w:hAnsi="Courier New"/>
-          <w:color w:val="222222"/>
-          <w:sz w:val="17"/>
-        </w:rPr>
-        <w:t xml:space="preserve">    common/</w:t>
-      </w:r>
-    </w:p>
-    <w:p>
-      <w:pPr>
-        <w:pStyle w:val="NoSpacing"/>
-        <w:shd w:val="clear" w:color="auto" w:fill="F0F0F0"/>
-      </w:pPr>
-      <w:r>
-        <w:rPr>
-          <w:rFonts w:ascii="Courier New" w:hAnsi="Courier New"/>
-          <w:color w:val="222222"/>
-          <w:sz w:val="17"/>
-        </w:rPr>
-        <w:t xml:space="preserve">      tenant.rego      # same_tenant rule</w:t>
-      </w:r>
-    </w:p>
-    <w:p>
-      <w:pPr>
-        <w:pStyle w:val="NoSpacing"/>
-        <w:shd w:val="clear" w:color="auto" w:fill="F0F0F0"/>
-      </w:pPr>
-      <w:r>
-        <w:rPr>
-          <w:rFonts w:ascii="Courier New" w:hAnsi="Courier New"/>
-          <w:color w:val="222222"/>
-          <w:sz w:val="17"/>
-        </w:rPr>
-        <w:t xml:space="preserve">      mfa.rego         # mfa_satisfied rule</w:t>
-      </w:r>
-    </w:p>
-    <w:p>
-      <w:pPr>
-        <w:pStyle w:val="NoSpacing"/>
-        <w:shd w:val="clear" w:color="auto" w:fill="F0F0F0"/>
-      </w:pPr>
-      <w:r>
-        <w:rPr>
-          <w:rFonts w:ascii="Courier New" w:hAnsi="Courier New"/>
-          <w:color w:val="222222"/>
-          <w:sz w:val="17"/>
-        </w:rPr>
-        <w:t xml:space="preserve">      network.rego     # internal/external network helpers</w:t>
-      </w:r>
-    </w:p>
-    <w:p>
-      <w:pPr>
-        <w:pStyle w:val="NoSpacing"/>
-        <w:shd w:val="clear" w:color="auto" w:fill="F0F0F0"/>
-      </w:pPr>
-      <w:r>
-        <w:rPr>
-          <w:rFonts w:ascii="Courier New" w:hAnsi="Courier New"/>
-          <w:color w:val="222222"/>
-          <w:sz w:val="17"/>
-        </w:rPr>
-        <w:t xml:space="preserve">      helpers.rego     # default_deny, shared allow rules</w:t>
-      </w:r>
-    </w:p>
-    <w:p>
-      <w:pPr>
-        <w:pStyle w:val="NoSpacing"/>
-        <w:shd w:val="clear" w:color="auto" w:fill="F0F0F0"/>
-      </w:pPr>
-      <w:r>
-        <w:rPr>
-          <w:rFonts w:ascii="Courier New" w:hAnsi="Courier New"/>
-          <w:color w:val="222222"/>
-          <w:sz w:val="17"/>
-        </w:rPr>
-        <w:t xml:space="preserve">    auth/</w:t>
-      </w:r>
-    </w:p>
-    <w:p>
-      <w:pPr>
-        <w:pStyle w:val="NoSpacing"/>
-        <w:shd w:val="clear" w:color="auto" w:fill="F0F0F0"/>
-      </w:pPr>
-      <w:r>
-        <w:rPr>
-          <w:rFonts w:ascii="Courier New" w:hAnsi="Courier New"/>
-          <w:color w:val="222222"/>
-          <w:sz w:val="17"/>
-        </w:rPr>
-        <w:t xml:space="preserve">      read-user.rego   # pilot policy: read user profile</w:t>
-      </w:r>
-    </w:p>
-    <w:p>
-      <w:pPr>
-        <w:pStyle w:val="NoSpacing"/>
-        <w:shd w:val="clear" w:color="auto" w:fill="F0F0F0"/>
-      </w:pPr>
-      <w:r>
-        <w:rPr>
-          <w:rFonts w:ascii="Courier New" w:hAnsi="Courier New"/>
-          <w:color w:val="222222"/>
-          <w:sz w:val="17"/>
-        </w:rPr>
-        <w:t xml:space="preserve">      manage-role.rego</w:t>
-      </w:r>
-    </w:p>
-    <w:p>
-      <w:pPr>
-        <w:pStyle w:val="NoSpacing"/>
-        <w:shd w:val="clear" w:color="auto" w:fill="F0F0F0"/>
-      </w:pPr>
-      <w:r>
-        <w:rPr>
-          <w:rFonts w:ascii="Courier New" w:hAnsi="Courier New"/>
-          <w:color w:val="222222"/>
-          <w:sz w:val="17"/>
-        </w:rPr>
-        <w:t xml:space="preserve">  tests/</w:t>
-      </w:r>
-    </w:p>
-    <w:p>
-      <w:pPr>
-        <w:pStyle w:val="NoSpacing"/>
-        <w:shd w:val="clear" w:color="auto" w:fill="F0F0F0"/>
-      </w:pPr>
-      <w:r>
-        <w:rPr>
-          <w:rFonts w:ascii="Courier New" w:hAnsi="Courier New"/>
-          <w:color w:val="222222"/>
-          <w:sz w:val="17"/>
-        </w:rPr>
-        <w:t xml:space="preserve">    auth/</w:t>
-      </w:r>
-    </w:p>
-    <w:p>
-      <w:pPr>
-        <w:pStyle w:val="NoSpacing"/>
-        <w:shd w:val="clear" w:color="auto" w:fill="F0F0F0"/>
-      </w:pPr>
-      <w:r>
-        <w:rPr>
-          <w:rFonts w:ascii="Courier New" w:hAnsi="Courier New"/>
-          <w:color w:val="222222"/>
-          <w:sz w:val="17"/>
-        </w:rPr>
-        <w:t xml:space="preserve">      read_user_test.rego</w:t>
-      </w:r>
-    </w:p>
-    <w:p>
-      <w:pPr>
-        <w:pStyle w:val="NoSpacing"/>
-        <w:shd w:val="clear" w:color="auto" w:fill="F0F0F0"/>
-      </w:pPr>
-      <w:r>
-        <w:rPr>
-          <w:rFonts w:ascii="Courier New" w:hAnsi="Courier New"/>
-          <w:color w:val="222222"/>
-          <w:sz w:val="17"/>
-        </w:rPr>
-        <w:t xml:space="preserve">  README.md</w:t>
-      </w:r>
-    </w:p>
-    <w:p/>
     <w:p>
       <w:pPr>
         <w:pStyle w:val="Heading2"/>
       </w:pPr>
       <w:r>
-        <w:t>6.1  read-user Policy (Pilot)</w:t>
+        <w:rPr>
+          <w:color w:val="2E74B5"/>
+        </w:rPr>
+        <w:t>3.2 Example — Read User Policy</w:t>
+      </w:r>
+    </w:p>
+    <w:p>
+      <w:pPr>
+        <w:ind w:left="576"/>
+        <w:shd w:val="clear" w:color="auto" w:fill="F2F2F2"/>
+      </w:pPr>
+      <w:r>
+        <w:rPr>
+          <w:rFonts w:ascii="Courier New" w:hAnsi="Courier New"/>
+          <w:color w:val="202020"/>
+          <w:sz w:val="18"/>
+        </w:rPr>
+        <w:t># policies/authz/auth/read-user.rego</w:t>
+        <w:br/>
+        <w:t>allow if { same_tenant; input.subject.id == input.resource.id }</w:t>
+        <w:br/>
+        <w:t>allow if { same_tenant; "users.read" in input.subject.permissions }</w:t>
+      </w:r>
+    </w:p>
+    <w:p>
+      <w:pPr>
+        <w:pStyle w:val="Heading2"/>
+      </w:pPr>
+      <w:r>
+        <w:rPr>
+          <w:color w:val="2E74B5"/>
+        </w:rPr>
+        <w:t>3.3 Limitation</w:t>
       </w:r>
     </w:p>
     <w:p>
       <w:r>
-        <w:rPr>
-          <w:b w:val="0"/>
-          <w:i w:val="0"/>
-          <w:sz w:val="22"/>
-        </w:rPr>
-        <w:t>Decision path: authz/auth/read_user</w:t>
-      </w:r>
-    </w:p>
-    <w:p>
-      <w:r>
-        <w:rPr>
-          <w:b w:val="0"/>
-          <w:i w:val="0"/>
-          <w:sz w:val="22"/>
-        </w:rPr>
-        <w:t>Allow if ALL of the following hold:</w:t>
-      </w:r>
-    </w:p>
-    <w:p>
-      <w:pPr>
-        <w:pStyle w:val="ListBullet"/>
-        <w:ind w:left="360"/>
-      </w:pPr>
-      <w:r>
-        <w:t>same_tenant  =&gt;  subject.tenant_id == resource.tenant_id</w:t>
-      </w:r>
-    </w:p>
-    <w:p>
-      <w:pPr>
-        <w:pStyle w:val="ListBullet"/>
-        <w:ind w:left="360"/>
-      </w:pPr>
-      <w:r>
-        <w:t>AND one of:</w:t>
-      </w:r>
-    </w:p>
-    <w:p>
-      <w:pPr>
-        <w:pStyle w:val="ListBullet"/>
-        <w:ind w:left="720"/>
-      </w:pPr>
-      <w:r>
-        <w:t>self-read: subject.id == resource.id</w:t>
-      </w:r>
-    </w:p>
-    <w:p>
-      <w:pPr>
-        <w:pStyle w:val="ListBullet"/>
-        <w:ind w:left="720"/>
-      </w:pPr>
-      <w:r>
-        <w:t>OR has permission: "users.read" in subject.permissions</w:t>
-      </w:r>
-    </w:p>
-    <w:p/>
-    <w:p>
-      <w:pPr>
-        <w:pStyle w:val="NoSpacing"/>
-        <w:shd w:val="clear" w:color="auto" w:fill="F0F0F0"/>
-      </w:pPr>
-      <w:r>
-        <w:rPr>
-          <w:rFonts w:ascii="Courier New" w:hAnsi="Courier New"/>
-          <w:color w:val="222222"/>
-          <w:sz w:val="17"/>
-        </w:rPr>
-        <w:t>package authz.auth.read_user</w:t>
-      </w:r>
-    </w:p>
-    <w:p>
-      <w:pPr>
-        <w:pStyle w:val="NoSpacing"/>
-        <w:shd w:val="clear" w:color="auto" w:fill="F0F0F0"/>
-      </w:pPr>
-      <w:r>
-        <w:rPr>
-          <w:rFonts w:ascii="Courier New" w:hAnsi="Courier New"/>
-          <w:color w:val="222222"/>
-          <w:sz w:val="17"/>
-        </w:rPr>
-      </w:r>
-    </w:p>
-    <w:p>
-      <w:pPr>
-        <w:pStyle w:val="NoSpacing"/>
-        <w:shd w:val="clear" w:color="auto" w:fill="F0F0F0"/>
-      </w:pPr>
-      <w:r>
-        <w:rPr>
-          <w:rFonts w:ascii="Courier New" w:hAnsi="Courier New"/>
-          <w:color w:val="222222"/>
-          <w:sz w:val="17"/>
-        </w:rPr>
-        <w:t>import future.keywords</w:t>
-      </w:r>
-    </w:p>
-    <w:p>
-      <w:pPr>
-        <w:pStyle w:val="NoSpacing"/>
-        <w:shd w:val="clear" w:color="auto" w:fill="F0F0F0"/>
-      </w:pPr>
-      <w:r>
-        <w:rPr>
-          <w:rFonts w:ascii="Courier New" w:hAnsi="Courier New"/>
-          <w:color w:val="222222"/>
-          <w:sz w:val="17"/>
-        </w:rPr>
-      </w:r>
-    </w:p>
-    <w:p>
-      <w:pPr>
-        <w:pStyle w:val="NoSpacing"/>
-        <w:shd w:val="clear" w:color="auto" w:fill="F0F0F0"/>
-      </w:pPr>
-      <w:r>
-        <w:rPr>
-          <w:rFonts w:ascii="Courier New" w:hAnsi="Courier New"/>
-          <w:color w:val="222222"/>
-          <w:sz w:val="17"/>
-        </w:rPr>
-        <w:t>default allow := false</w:t>
-      </w:r>
-    </w:p>
-    <w:p>
-      <w:pPr>
-        <w:pStyle w:val="NoSpacing"/>
-        <w:shd w:val="clear" w:color="auto" w:fill="F0F0F0"/>
-      </w:pPr>
-      <w:r>
-        <w:rPr>
-          <w:rFonts w:ascii="Courier New" w:hAnsi="Courier New"/>
-          <w:color w:val="222222"/>
-          <w:sz w:val="17"/>
-        </w:rPr>
-      </w:r>
-    </w:p>
-    <w:p>
-      <w:pPr>
-        <w:pStyle w:val="NoSpacing"/>
-        <w:shd w:val="clear" w:color="auto" w:fill="F0F0F0"/>
-      </w:pPr>
-      <w:r>
-        <w:rPr>
-          <w:rFonts w:ascii="Courier New" w:hAnsi="Courier New"/>
-          <w:color w:val="222222"/>
-          <w:sz w:val="17"/>
-        </w:rPr>
-        <w:t>allow if {</w:t>
-      </w:r>
-    </w:p>
-    <w:p>
-      <w:pPr>
-        <w:pStyle w:val="NoSpacing"/>
-        <w:shd w:val="clear" w:color="auto" w:fill="F0F0F0"/>
-      </w:pPr>
-      <w:r>
-        <w:rPr>
-          <w:rFonts w:ascii="Courier New" w:hAnsi="Courier New"/>
-          <w:color w:val="222222"/>
-          <w:sz w:val="17"/>
-        </w:rPr>
-        <w:t xml:space="preserve">    data.authz.common.tenant.same_tenant</w:t>
-      </w:r>
-    </w:p>
-    <w:p>
-      <w:pPr>
-        <w:pStyle w:val="NoSpacing"/>
-        <w:shd w:val="clear" w:color="auto" w:fill="F0F0F0"/>
-      </w:pPr>
-      <w:r>
-        <w:rPr>
-          <w:rFonts w:ascii="Courier New" w:hAnsi="Courier New"/>
-          <w:color w:val="222222"/>
-          <w:sz w:val="17"/>
-        </w:rPr>
-        <w:t xml:space="preserve">    input.subject.id == input.resource.id</w:t>
-      </w:r>
-    </w:p>
-    <w:p>
-      <w:pPr>
-        <w:pStyle w:val="NoSpacing"/>
-        <w:shd w:val="clear" w:color="auto" w:fill="F0F0F0"/>
-      </w:pPr>
-      <w:r>
-        <w:rPr>
-          <w:rFonts w:ascii="Courier New" w:hAnsi="Courier New"/>
-          <w:color w:val="222222"/>
-          <w:sz w:val="17"/>
-        </w:rPr>
-        <w:t>}</w:t>
-      </w:r>
-    </w:p>
-    <w:p>
-      <w:pPr>
-        <w:pStyle w:val="NoSpacing"/>
-        <w:shd w:val="clear" w:color="auto" w:fill="F0F0F0"/>
-      </w:pPr>
-      <w:r>
-        <w:rPr>
-          <w:rFonts w:ascii="Courier New" w:hAnsi="Courier New"/>
-          <w:color w:val="222222"/>
-          <w:sz w:val="17"/>
-        </w:rPr>
-      </w:r>
-    </w:p>
-    <w:p>
-      <w:pPr>
-        <w:pStyle w:val="NoSpacing"/>
-        <w:shd w:val="clear" w:color="auto" w:fill="F0F0F0"/>
-      </w:pPr>
-      <w:r>
-        <w:rPr>
-          <w:rFonts w:ascii="Courier New" w:hAnsi="Courier New"/>
-          <w:color w:val="222222"/>
-          <w:sz w:val="17"/>
-        </w:rPr>
-        <w:t>allow if {</w:t>
-      </w:r>
-    </w:p>
-    <w:p>
-      <w:pPr>
-        <w:pStyle w:val="NoSpacing"/>
-        <w:shd w:val="clear" w:color="auto" w:fill="F0F0F0"/>
-      </w:pPr>
-      <w:r>
-        <w:rPr>
-          <w:rFonts w:ascii="Courier New" w:hAnsi="Courier New"/>
-          <w:color w:val="222222"/>
-          <w:sz w:val="17"/>
-        </w:rPr>
-        <w:t xml:space="preserve">    data.authz.common.tenant.same_tenant</w:t>
-      </w:r>
-    </w:p>
-    <w:p>
-      <w:pPr>
-        <w:pStyle w:val="NoSpacing"/>
-        <w:shd w:val="clear" w:color="auto" w:fill="F0F0F0"/>
-      </w:pPr>
-      <w:r>
-        <w:rPr>
-          <w:rFonts w:ascii="Courier New" w:hAnsi="Courier New"/>
-          <w:color w:val="222222"/>
-          <w:sz w:val="17"/>
-        </w:rPr>
-        <w:t xml:space="preserve">    "users.read" in input.subject.permissions</w:t>
-      </w:r>
-    </w:p>
-    <w:p>
-      <w:pPr>
-        <w:pStyle w:val="NoSpacing"/>
-        <w:shd w:val="clear" w:color="auto" w:fill="F0F0F0"/>
-      </w:pPr>
-      <w:r>
-        <w:rPr>
-          <w:rFonts w:ascii="Courier New" w:hAnsi="Courier New"/>
-          <w:color w:val="222222"/>
-          <w:sz w:val="17"/>
-        </w:rPr>
-        <w:t>}</w:t>
-      </w:r>
-    </w:p>
-    <w:p/>
-    <w:p>
-      <w:pPr>
-        <w:pStyle w:val="Heading1"/>
-      </w:pPr>
-      <w:r>
-        <w:t>7. OPA Input Envelope</w:t>
-      </w:r>
-    </w:p>
-    <w:p>
-      <w:r>
-        <w:rPr>
-          <w:b w:val="0"/>
-          <w:i w:val="0"/>
-          <w:sz w:val="22"/>
-        </w:rPr>
-        <w:t>Every OPA evaluation receives a canonical JSON envelope. All fields use snake_case enforced via JsonPropertyName attributes on the .NET models.</w:t>
-      </w:r>
-    </w:p>
-    <w:p/>
-    <w:p>
-      <w:pPr>
-        <w:pStyle w:val="NoSpacing"/>
-        <w:shd w:val="clear" w:color="auto" w:fill="F0F0F0"/>
-      </w:pPr>
-      <w:r>
-        <w:rPr>
-          <w:rFonts w:ascii="Courier New" w:hAnsi="Courier New"/>
-          <w:color w:val="222222"/>
-          <w:sz w:val="17"/>
-        </w:rPr>
-        <w:t>{</w:t>
-      </w:r>
-    </w:p>
-    <w:p>
-      <w:pPr>
-        <w:pStyle w:val="NoSpacing"/>
-        <w:shd w:val="clear" w:color="auto" w:fill="F0F0F0"/>
-      </w:pPr>
-      <w:r>
-        <w:rPr>
-          <w:rFonts w:ascii="Courier New" w:hAnsi="Courier New"/>
-          <w:color w:val="222222"/>
-          <w:sz w:val="17"/>
-        </w:rPr>
-        <w:t xml:space="preserve">  "subject": {</w:t>
-      </w:r>
-    </w:p>
-    <w:p>
-      <w:pPr>
-        <w:pStyle w:val="NoSpacing"/>
-        <w:shd w:val="clear" w:color="auto" w:fill="F0F0F0"/>
-      </w:pPr>
-      <w:r>
-        <w:rPr>
-          <w:rFonts w:ascii="Courier New" w:hAnsi="Courier New"/>
-          <w:color w:val="222222"/>
-          <w:sz w:val="17"/>
-        </w:rPr>
-        <w:t xml:space="preserve">    "id": "&lt;user-guid&gt;",</w:t>
-      </w:r>
-    </w:p>
-    <w:p>
-      <w:pPr>
-        <w:pStyle w:val="NoSpacing"/>
-        <w:shd w:val="clear" w:color="auto" w:fill="F0F0F0"/>
-      </w:pPr>
-      <w:r>
-        <w:rPr>
-          <w:rFonts w:ascii="Courier New" w:hAnsi="Courier New"/>
-          <w:color w:val="222222"/>
-          <w:sz w:val="17"/>
-        </w:rPr>
-        <w:t xml:space="preserve">    "tenant_id": "&lt;active-tenant-guid&gt;",</w:t>
-      </w:r>
-    </w:p>
-    <w:p>
-      <w:pPr>
-        <w:pStyle w:val="NoSpacing"/>
-        <w:shd w:val="clear" w:color="auto" w:fill="F0F0F0"/>
-      </w:pPr>
-      <w:r>
-        <w:rPr>
-          <w:rFonts w:ascii="Courier New" w:hAnsi="Courier New"/>
-          <w:color w:val="222222"/>
-          <w:sz w:val="17"/>
-        </w:rPr>
-        <w:t xml:space="preserve">    "departments": ["Engineering"],</w:t>
-      </w:r>
-    </w:p>
-    <w:p>
-      <w:pPr>
-        <w:pStyle w:val="NoSpacing"/>
-        <w:shd w:val="clear" w:color="auto" w:fill="F0F0F0"/>
-      </w:pPr>
-      <w:r>
-        <w:rPr>
-          <w:rFonts w:ascii="Courier New" w:hAnsi="Courier New"/>
-          <w:color w:val="222222"/>
-          <w:sz w:val="17"/>
-        </w:rPr>
-        <w:t xml:space="preserve">    "roles": ["Admin"],</w:t>
-      </w:r>
-    </w:p>
-    <w:p>
-      <w:pPr>
-        <w:pStyle w:val="NoSpacing"/>
-        <w:shd w:val="clear" w:color="auto" w:fill="F0F0F0"/>
-      </w:pPr>
-      <w:r>
-        <w:rPr>
-          <w:rFonts w:ascii="Courier New" w:hAnsi="Courier New"/>
-          <w:color w:val="222222"/>
-          <w:sz w:val="17"/>
-        </w:rPr>
-        <w:t xml:space="preserve">    "permissions": ["users.read", "roles.write"],</w:t>
-      </w:r>
-    </w:p>
-    <w:p>
-      <w:pPr>
-        <w:pStyle w:val="NoSpacing"/>
-        <w:shd w:val="clear" w:color="auto" w:fill="F0F0F0"/>
-      </w:pPr>
-      <w:r>
-        <w:rPr>
-          <w:rFonts w:ascii="Courier New" w:hAnsi="Courier New"/>
-          <w:color w:val="222222"/>
-          <w:sz w:val="17"/>
-        </w:rPr>
-        <w:t xml:space="preserve">    "mfa": true</w:t>
-      </w:r>
-    </w:p>
-    <w:p>
-      <w:pPr>
-        <w:pStyle w:val="NoSpacing"/>
-        <w:shd w:val="clear" w:color="auto" w:fill="F0F0F0"/>
-      </w:pPr>
-      <w:r>
-        <w:rPr>
-          <w:rFonts w:ascii="Courier New" w:hAnsi="Courier New"/>
-          <w:color w:val="222222"/>
-          <w:sz w:val="17"/>
-        </w:rPr>
-        <w:t xml:space="preserve">  },</w:t>
-      </w:r>
-    </w:p>
-    <w:p>
-      <w:pPr>
-        <w:pStyle w:val="NoSpacing"/>
-        <w:shd w:val="clear" w:color="auto" w:fill="F0F0F0"/>
-      </w:pPr>
-      <w:r>
-        <w:rPr>
-          <w:rFonts w:ascii="Courier New" w:hAnsi="Courier New"/>
-          <w:color w:val="222222"/>
-          <w:sz w:val="17"/>
-        </w:rPr>
-        <w:t xml:space="preserve">  "resource": {</w:t>
-      </w:r>
-    </w:p>
-    <w:p>
-      <w:pPr>
-        <w:pStyle w:val="NoSpacing"/>
-        <w:shd w:val="clear" w:color="auto" w:fill="F0F0F0"/>
-      </w:pPr>
-      <w:r>
-        <w:rPr>
-          <w:rFonts w:ascii="Courier New" w:hAnsi="Courier New"/>
-          <w:color w:val="222222"/>
-          <w:sz w:val="17"/>
-        </w:rPr>
-        <w:t xml:space="preserve">    "type": "user",</w:t>
-      </w:r>
-    </w:p>
-    <w:p>
-      <w:pPr>
-        <w:pStyle w:val="NoSpacing"/>
-        <w:shd w:val="clear" w:color="auto" w:fill="F0F0F0"/>
-      </w:pPr>
-      <w:r>
-        <w:rPr>
-          <w:rFonts w:ascii="Courier New" w:hAnsi="Courier New"/>
-          <w:color w:val="222222"/>
-          <w:sz w:val="17"/>
-        </w:rPr>
-        <w:t xml:space="preserve">    "id": "&lt;target-user-guid&gt;",</w:t>
-      </w:r>
-    </w:p>
-    <w:p>
-      <w:pPr>
-        <w:pStyle w:val="NoSpacing"/>
-        <w:shd w:val="clear" w:color="auto" w:fill="F0F0F0"/>
-      </w:pPr>
-      <w:r>
-        <w:rPr>
-          <w:rFonts w:ascii="Courier New" w:hAnsi="Courier New"/>
-          <w:color w:val="222222"/>
-          <w:sz w:val="17"/>
-        </w:rPr>
-        <w:t xml:space="preserve">    "tenant_id": "&lt;active-tenant-guid&gt;"</w:t>
-      </w:r>
-    </w:p>
-    <w:p>
-      <w:pPr>
-        <w:pStyle w:val="NoSpacing"/>
-        <w:shd w:val="clear" w:color="auto" w:fill="F0F0F0"/>
-      </w:pPr>
-      <w:r>
-        <w:rPr>
-          <w:rFonts w:ascii="Courier New" w:hAnsi="Courier New"/>
-          <w:color w:val="222222"/>
-          <w:sz w:val="17"/>
-        </w:rPr>
-        <w:t xml:space="preserve">  },</w:t>
-      </w:r>
-    </w:p>
-    <w:p>
-      <w:pPr>
-        <w:pStyle w:val="NoSpacing"/>
-        <w:shd w:val="clear" w:color="auto" w:fill="F0F0F0"/>
-      </w:pPr>
-      <w:r>
-        <w:rPr>
-          <w:rFonts w:ascii="Courier New" w:hAnsi="Courier New"/>
-          <w:color w:val="222222"/>
-          <w:sz w:val="17"/>
-        </w:rPr>
-        <w:t xml:space="preserve">  "action": "read",</w:t>
-      </w:r>
-    </w:p>
-    <w:p>
-      <w:pPr>
-        <w:pStyle w:val="NoSpacing"/>
-        <w:shd w:val="clear" w:color="auto" w:fill="F0F0F0"/>
-      </w:pPr>
-      <w:r>
-        <w:rPr>
-          <w:rFonts w:ascii="Courier New" w:hAnsi="Courier New"/>
-          <w:color w:val="222222"/>
-          <w:sz w:val="17"/>
-        </w:rPr>
-        <w:t xml:space="preserve">  "environment": {</w:t>
-      </w:r>
-    </w:p>
-    <w:p>
-      <w:pPr>
-        <w:pStyle w:val="NoSpacing"/>
-        <w:shd w:val="clear" w:color="auto" w:fill="F0F0F0"/>
-      </w:pPr>
-      <w:r>
-        <w:rPr>
-          <w:rFonts w:ascii="Courier New" w:hAnsi="Courier New"/>
-          <w:color w:val="222222"/>
-          <w:sz w:val="17"/>
-        </w:rPr>
-        <w:t xml:space="preserve">    "ip": "10.0.1.42",</w:t>
-      </w:r>
-    </w:p>
-    <w:p>
-      <w:pPr>
-        <w:pStyle w:val="NoSpacing"/>
-        <w:shd w:val="clear" w:color="auto" w:fill="F0F0F0"/>
-      </w:pPr>
-      <w:r>
-        <w:rPr>
-          <w:rFonts w:ascii="Courier New" w:hAnsi="Courier New"/>
-          <w:color w:val="222222"/>
-          <w:sz w:val="17"/>
-        </w:rPr>
-        <w:t xml:space="preserve">    "network": "internal",</w:t>
-      </w:r>
-    </w:p>
-    <w:p>
-      <w:pPr>
-        <w:pStyle w:val="NoSpacing"/>
-        <w:shd w:val="clear" w:color="auto" w:fill="F0F0F0"/>
-      </w:pPr>
-      <w:r>
-        <w:rPr>
-          <w:rFonts w:ascii="Courier New" w:hAnsi="Courier New"/>
-          <w:color w:val="222222"/>
-          <w:sz w:val="17"/>
-        </w:rPr>
-        <w:t xml:space="preserve">    "time": "2026-03-24T09:15:00Z"</w:t>
-      </w:r>
-    </w:p>
-    <w:p>
-      <w:pPr>
-        <w:pStyle w:val="NoSpacing"/>
-        <w:shd w:val="clear" w:color="auto" w:fill="F0F0F0"/>
-      </w:pPr>
-      <w:r>
-        <w:rPr>
-          <w:rFonts w:ascii="Courier New" w:hAnsi="Courier New"/>
-          <w:color w:val="222222"/>
-          <w:sz w:val="17"/>
-        </w:rPr>
-        <w:t xml:space="preserve">  }</w:t>
-      </w:r>
-    </w:p>
-    <w:p>
-      <w:pPr>
-        <w:pStyle w:val="NoSpacing"/>
-        <w:shd w:val="clear" w:color="auto" w:fill="F0F0F0"/>
-      </w:pPr>
-      <w:r>
-        <w:rPr>
-          <w:rFonts w:ascii="Courier New" w:hAnsi="Courier New"/>
-          <w:color w:val="222222"/>
-          <w:sz w:val="17"/>
-        </w:rPr>
-        <w:t>}</w:t>
-      </w:r>
-    </w:p>
-    <w:p/>
-    <w:p>
-      <w:pPr>
-        <w:pStyle w:val="Heading1"/>
-      </w:pPr>
-      <w:r>
-        <w:t>8. Configuration Reference</w:t>
-      </w:r>
-    </w:p>
-    <w:tbl>
-      <w:tblPr>
-        <w:tblStyle w:val="TableGrid"/>
-        <w:tblW w:type="auto" w:w="0"/>
-        <w:tblLook w:firstColumn="1" w:firstRow="1" w:lastColumn="0" w:lastRow="0" w:noHBand="0" w:noVBand="1" w:val="04A0"/>
-      </w:tblPr>
-      <w:tblGrid>
-        <w:gridCol w:w="2160"/>
-        <w:gridCol w:w="2160"/>
-        <w:gridCol w:w="2160"/>
-        <w:gridCol w:w="2160"/>
-      </w:tblGrid>
-      <w:tr>
-        <w:tc>
-          <w:tcPr>
-            <w:tcW w:type="dxa" w:w="2160"/>
-          </w:tcPr>
-          <w:p>
-            <w:r>
-              <w:rPr>
-                <w:b/>
-              </w:rPr>
-              <w:t>Key</w:t>
-            </w:r>
-          </w:p>
-        </w:tc>
-        <w:tc>
-          <w:tcPr>
-            <w:tcW w:type="dxa" w:w="2160"/>
-          </w:tcPr>
-          <w:p>
-            <w:r>
-              <w:rPr>
-                <w:b/>
-              </w:rPr>
-              <w:t>Default</w:t>
-            </w:r>
-          </w:p>
-        </w:tc>
-        <w:tc>
-          <w:tcPr>
-            <w:tcW w:type="dxa" w:w="2160"/>
-          </w:tcPr>
-          <w:p>
-            <w:r>
-              <w:rPr>
-                <w:b/>
-              </w:rPr>
-              <w:t>Env Var Override</w:t>
-            </w:r>
-          </w:p>
-        </w:tc>
-        <w:tc>
-          <w:tcPr>
-            <w:tcW w:type="dxa" w:w="2160"/>
-          </w:tcPr>
-          <w:p>
-            <w:r>
-              <w:rPr>
-                <w:b/>
-              </w:rPr>
-              <w:t>Purpose</w:t>
-            </w:r>
-          </w:p>
-        </w:tc>
-      </w:tr>
-      <w:tr>
-        <w:tc>
-          <w:tcPr>
-            <w:tcW w:type="dxa" w:w="2160"/>
-          </w:tcPr>
-          <w:p>
-            <w:r>
-              <w:t>Opa:BaseUrl</w:t>
-            </w:r>
-          </w:p>
-        </w:tc>
-        <w:tc>
-          <w:tcPr>
-            <w:tcW w:type="dxa" w:w="2160"/>
-          </w:tcPr>
-          <w:p>
-            <w:r>
-              <w:t>http://localhost:8181</w:t>
-            </w:r>
-          </w:p>
-        </w:tc>
-        <w:tc>
-          <w:tcPr>
-            <w:tcW w:type="dxa" w:w="2160"/>
-          </w:tcPr>
-          <w:p>
-            <w:r>
-              <w:t>OPA_BASE_URL</w:t>
-            </w:r>
-          </w:p>
-        </w:tc>
-        <w:tc>
-          <w:tcPr>
-            <w:tcW w:type="dxa" w:w="2160"/>
-          </w:tcPr>
-          <w:p>
-            <w:r>
-              <w:t>OPA container address</w:t>
-            </w:r>
-          </w:p>
-        </w:tc>
-      </w:tr>
-      <w:tr>
-        <w:tc>
-          <w:tcPr>
-            <w:tcW w:type="dxa" w:w="2160"/>
-          </w:tcPr>
-          <w:p>
-            <w:r>
-              <w:t>Opa:TimeoutSeconds</w:t>
-            </w:r>
-          </w:p>
-        </w:tc>
-        <w:tc>
-          <w:tcPr>
-            <w:tcW w:type="dxa" w:w="2160"/>
-          </w:tcPr>
-          <w:p>
-            <w:r>
-              <w:t>5</w:t>
-            </w:r>
-          </w:p>
-        </w:tc>
-        <w:tc>
-          <w:tcPr>
-            <w:tcW w:type="dxa" w:w="2160"/>
-          </w:tcPr>
-          <w:p>
-            <w:r>
-              <w:t>OPA_TIMEOUT_SECONDS</w:t>
-            </w:r>
-          </w:p>
-        </w:tc>
-        <w:tc>
-          <w:tcPr>
-            <w:tcW w:type="dxa" w:w="2160"/>
-          </w:tcPr>
-          <w:p>
-            <w:r>
-              <w:t>HTTP request timeout (seconds)</w:t>
-            </w:r>
-          </w:p>
-        </w:tc>
-      </w:tr>
-      <w:tr>
-        <w:tc>
-          <w:tcPr>
-            <w:tcW w:type="dxa" w:w="2160"/>
-          </w:tcPr>
-          <w:p>
-            <w:r>
-              <w:t>Opa:Enabled</w:t>
-            </w:r>
-          </w:p>
-        </w:tc>
-        <w:tc>
-          <w:tcPr>
-            <w:tcW w:type="dxa" w:w="2160"/>
-          </w:tcPr>
-          <w:p>
-            <w:r>
-              <w:t>true</w:t>
-            </w:r>
-          </w:p>
-        </w:tc>
-        <w:tc>
-          <w:tcPr>
-            <w:tcW w:type="dxa" w:w="2160"/>
-          </w:tcPr>
-          <w:p>
-            <w:r>
-              <w:t>OPA_ENABLED</w:t>
-            </w:r>
-          </w:p>
-        </w:tc>
-        <w:tc>
-          <w:tcPr>
-            <w:tcW w:type="dxa" w:w="2160"/>
-          </w:tcPr>
-          <w:p>
-            <w:r>
-              <w:t>false = use NullOpaPolicyClient (dev only)</w:t>
-            </w:r>
-          </w:p>
-        </w:tc>
-      </w:tr>
-      <w:tr>
-        <w:tc>
-          <w:tcPr>
-            <w:tcW w:type="dxa" w:w="2160"/>
-          </w:tcPr>
-          <w:p>
-            <w:r>
-              <w:t>Opa:FailClosed</w:t>
-            </w:r>
-          </w:p>
-        </w:tc>
-        <w:tc>
-          <w:tcPr>
-            <w:tcW w:type="dxa" w:w="2160"/>
-          </w:tcPr>
-          <w:p>
-            <w:r>
-              <w:t>true</w:t>
-            </w:r>
-          </w:p>
-        </w:tc>
-        <w:tc>
-          <w:tcPr>
-            <w:tcW w:type="dxa" w:w="2160"/>
-          </w:tcPr>
-          <w:p>
-            <w:r>
-              <w:t>OPA_FAIL_CLOSED</w:t>
-            </w:r>
-          </w:p>
-        </w:tc>
-        <w:tc>
-          <w:tcPr>
-            <w:tcW w:type="dxa" w:w="2160"/>
-          </w:tcPr>
-          <w:p>
-            <w:r>
-              <w:t>false = allow on OPA error (dev only, never production)</w:t>
-            </w:r>
-          </w:p>
-        </w:tc>
-      </w:tr>
-      <w:tr>
-        <w:tc>
-          <w:tcPr>
-            <w:tcW w:type="dxa" w:w="2160"/>
-          </w:tcPr>
-          <w:p>
-            <w:r>
-              <w:t>Opa:BaseUrl (Docker)</w:t>
-            </w:r>
-          </w:p>
-        </w:tc>
-        <w:tc>
-          <w:tcPr>
-            <w:tcW w:type="dxa" w:w="2160"/>
-          </w:tcPr>
-          <w:p>
-            <w:r>
-              <w:t>http://opa:8181</w:t>
-            </w:r>
-          </w:p>
-        </w:tc>
-        <w:tc>
-          <w:tcPr>
-            <w:tcW w:type="dxa" w:w="2160"/>
-          </w:tcPr>
-          <w:p>
-            <w:r>
-              <w:t>Set in docker-compose</w:t>
-            </w:r>
-          </w:p>
-        </w:tc>
-        <w:tc>
-          <w:tcPr>
-            <w:tcW w:type="dxa" w:w="2160"/>
-          </w:tcPr>
-          <w:p>
-            <w:r>
-              <w:t>Container-to-container DNS name</w:t>
-            </w:r>
-          </w:p>
-        </w:tc>
-      </w:tr>
-    </w:tbl>
-    <w:p/>
-    <w:p>
-      <w:r>
-        <w:rPr>
-          <w:b w:val="0"/>
-          <w:i w:val="0"/>
-          <w:sz w:val="22"/>
-        </w:rPr>
-        <w:t>Opa:Enabled = false and Opa:FailClosed = false are only valid in appsettings.Development.json for local development without a running OPA container. Both flags must remain at their production defaults (true) in all deployed environments.</w:t>
+        <w:t>Every new resource type requires a new .rego file. Policy logic is duplicated across files (e.g. same_tenant appears in every policy). There is no way to compose reusable authorization rules from C# without writing Rego.</w:t>
       </w:r>
     </w:p>
     <w:p>
@@ -3300,101 +418,80 @@
         <w:pStyle w:val="Heading1"/>
       </w:pPr>
       <w:r>
-        <w:t>9. Dependency Graph</w:t>
+        <w:rPr>
+          <w:color w:val="1F497D"/>
+        </w:rPr>
+        <w:t>4. Template-Based ABAC (v2 — New)</w:t>
+      </w:r>
+    </w:p>
+    <w:p>
+      <w:r>
+        <w:t>The template-based engine solves the v1 limitation by letting developers define authorization conditions entirely in C# using a structured data model. A single generic Rego policy (authz/common/abac_eval) evaluates whatever conditions are passed in the OPA input — no new Rego files are needed for new resource types.</w:t>
       </w:r>
     </w:p>
     <w:p>
       <w:pPr>
-        <w:pStyle w:val="NoSpacing"/>
-        <w:shd w:val="clear" w:color="auto" w:fill="F0F0F0"/>
+        <w:pStyle w:val="Heading2"/>
       </w:pPr>
       <w:r>
         <w:rPr>
-          <w:rFonts w:ascii="Courier New" w:hAnsi="Courier New"/>
-          <w:color w:val="222222"/>
-          <w:sz w:val="17"/>
+          <w:color w:val="2E74B5"/>
         </w:rPr>
-        <w:t>Domain           &lt;- no OPA / security dependencies</w:t>
+        <w:t>4.1 The Condition Model</w:t>
+      </w:r>
+    </w:p>
+    <w:p>
+      <w:r>
+        <w:t>A condition has three parts:</w:t>
+      </w:r>
+    </w:p>
+    <w:p>
+      <w:r>
+        <w:rPr>
+          <w:b/>
+        </w:rPr>
+        <w:t xml:space="preserve">Left  </w:t>
+      </w:r>
+      <w:r>
+        <w:t>— dot-path into the OPA input (e.g. "subject.departments", "resource.tenant_id")</w:t>
+      </w:r>
+    </w:p>
+    <w:p>
+      <w:r>
+        <w:rPr>
+          <w:b/>
+        </w:rPr>
+        <w:t xml:space="preserve">Operator  </w:t>
+      </w:r>
+      <w:r>
+        <w:t>— how Left and Right are compared</w:t>
+      </w:r>
+    </w:p>
+    <w:p>
+      <w:r>
+        <w:rPr>
+          <w:b/>
+        </w:rPr>
+        <w:t xml:space="preserve">Right  </w:t>
+      </w:r>
+      <w:r>
+        <w:t>— the value to compare against (Literal, FieldRef, or UserInput)</w:t>
       </w:r>
     </w:p>
     <w:p>
       <w:pPr>
-        <w:pStyle w:val="NoSpacing"/>
-        <w:shd w:val="clear" w:color="auto" w:fill="F0F0F0"/>
+        <w:pStyle w:val="Heading3"/>
       </w:pPr>
       <w:r>
         <w:rPr>
-          <w:rFonts w:ascii="Courier New" w:hAnsi="Courier New"/>
-          <w:color w:val="222222"/>
-          <w:sz w:val="17"/>
+          <w:color w:val="404040"/>
         </w:rPr>
-        <w:t>Application      &lt;- ICurrentUser, IPermissionChecker, IResourceAuthorizationService (abstractions only)</w:t>
-      </w:r>
-    </w:p>
-    <w:p>
-      <w:pPr>
-        <w:pStyle w:val="NoSpacing"/>
-        <w:shd w:val="clear" w:color="auto" w:fill="F0F0F0"/>
-      </w:pPr>
-      <w:r>
-        <w:rPr>
-          <w:rFonts w:ascii="Courier New" w:hAnsi="Courier New"/>
-          <w:color w:val="222222"/>
-          <w:sz w:val="17"/>
-        </w:rPr>
-        <w:t>Infrastructure   &lt;- OpaClient (HttpClient), CurrentUser, PermissionChecker</w:t>
-      </w:r>
-    </w:p>
-    <w:p>
-      <w:pPr>
-        <w:pStyle w:val="NoSpacing"/>
-        <w:shd w:val="clear" w:color="auto" w:fill="F0F0F0"/>
-      </w:pPr>
-      <w:r>
-        <w:rPr>
-          <w:rFonts w:ascii="Courier New" w:hAnsi="Courier New"/>
-          <w:color w:val="222222"/>
-          <w:sz w:val="17"/>
-        </w:rPr>
-        <w:t>BuildingBlocks   &lt;- IFX.BuildingBlocks.Security (no module dependencies)</w:t>
-      </w:r>
-    </w:p>
-    <w:p>
-      <w:pPr>
-        <w:pStyle w:val="NoSpacing"/>
-        <w:shd w:val="clear" w:color="auto" w:fill="F0F0F0"/>
-      </w:pPr>
-      <w:r>
-        <w:rPr>
-          <w:rFonts w:ascii="Courier New" w:hAnsi="Courier New"/>
-          <w:color w:val="222222"/>
-          <w:sz w:val="17"/>
-        </w:rPr>
-        <w:t>ApiHost          &lt;- wires all; registers ExceptionHandlingMiddleware; binds OpaOptions</w:t>
-      </w:r>
-    </w:p>
-    <w:p/>
-    <w:p>
-      <w:r>
-        <w:rPr>
-          <w:b w:val="0"/>
-          <w:i w:val="0"/>
-          <w:sz w:val="22"/>
-        </w:rPr>
-        <w:t>The Application layer depends only on abstractions defined in IFX.BuildingBlocks.Security. It has no knowledge of OPA, HttpClient, or any concrete security implementation. Policies and implementations can therefore change without modifying business logic.</w:t>
-      </w:r>
-    </w:p>
-    <w:p>
-      <w:pPr>
-        <w:pStyle w:val="Heading1"/>
-      </w:pPr>
-      <w:r>
-        <w:t>10. Security Considerations</w:t>
+        <w:t>Operators</w:t>
       </w:r>
     </w:p>
     <w:tbl>
       <w:tblPr>
-        <w:tblStyle w:val="TableGrid"/>
+        <w:tblStyle w:val="LightShading-Accent1"/>
         <w:tblW w:type="auto" w:w="0"/>
         <w:tblLook w:firstColumn="1" w:firstRow="1" w:lastColumn="0" w:lastRow="0" w:noHBand="0" w:noVBand="1" w:val="04A0"/>
       </w:tblPr>
@@ -3412,7 +509,1557 @@
               <w:rPr>
                 <w:b/>
               </w:rPr>
-              <w:t>Threat / Risk</w:t>
+              <w:t>Operator</w:t>
+            </w:r>
+          </w:p>
+        </w:tc>
+        <w:tc>
+          <w:tcPr>
+            <w:tcW w:type="dxa" w:w="4320"/>
+          </w:tcPr>
+          <w:p>
+            <w:r>
+              <w:rPr>
+                <w:b/>
+              </w:rPr>
+              <w:t>Meaning</w:t>
+            </w:r>
+          </w:p>
+        </w:tc>
+      </w:tr>
+      <w:tr>
+        <w:tc>
+          <w:tcPr>
+            <w:tcW w:type="dxa" w:w="4320"/>
+          </w:tcPr>
+          <w:p>
+            <w:r>
+              <w:t>Equals</w:t>
+            </w:r>
+          </w:p>
+        </w:tc>
+        <w:tc>
+          <w:tcPr>
+            <w:tcW w:type="dxa" w:w="4320"/>
+          </w:tcPr>
+          <w:p>
+            <w:r>
+              <w:t>Left == Right (scalar)</w:t>
+            </w:r>
+          </w:p>
+        </w:tc>
+      </w:tr>
+      <w:tr>
+        <w:tc>
+          <w:tcPr>
+            <w:tcW w:type="dxa" w:w="4320"/>
+          </w:tcPr>
+          <w:p>
+            <w:r>
+              <w:t>NotEquals</w:t>
+            </w:r>
+          </w:p>
+        </w:tc>
+        <w:tc>
+          <w:tcPr>
+            <w:tcW w:type="dxa" w:w="4320"/>
+          </w:tcPr>
+          <w:p>
+            <w:r>
+              <w:t>Left != Right (scalar)</w:t>
+            </w:r>
+          </w:p>
+        </w:tc>
+      </w:tr>
+      <w:tr>
+        <w:tc>
+          <w:tcPr>
+            <w:tcW w:type="dxa" w:w="4320"/>
+          </w:tcPr>
+          <w:p>
+            <w:r>
+              <w:t>In</w:t>
+            </w:r>
+          </w:p>
+        </w:tc>
+        <w:tc>
+          <w:tcPr>
+            <w:tcW w:type="dxa" w:w="4320"/>
+          </w:tcPr>
+          <w:p>
+            <w:r>
+              <w:t>Scalar Left is a member of collection Right</w:t>
+            </w:r>
+          </w:p>
+        </w:tc>
+      </w:tr>
+      <w:tr>
+        <w:tc>
+          <w:tcPr>
+            <w:tcW w:type="dxa" w:w="4320"/>
+          </w:tcPr>
+          <w:p>
+            <w:r>
+              <w:t>NotIn</w:t>
+            </w:r>
+          </w:p>
+        </w:tc>
+        <w:tc>
+          <w:tcPr>
+            <w:tcW w:type="dxa" w:w="4320"/>
+          </w:tcPr>
+          <w:p>
+            <w:r>
+              <w:t>Scalar Left is NOT a member of collection Right</w:t>
+            </w:r>
+          </w:p>
+        </w:tc>
+      </w:tr>
+      <w:tr>
+        <w:tc>
+          <w:tcPr>
+            <w:tcW w:type="dxa" w:w="4320"/>
+          </w:tcPr>
+          <w:p>
+            <w:r>
+              <w:t>Contains</w:t>
+            </w:r>
+          </w:p>
+        </w:tc>
+        <w:tc>
+          <w:tcPr>
+            <w:tcW w:type="dxa" w:w="4320"/>
+          </w:tcPr>
+          <w:p>
+            <w:r>
+              <w:t>Collection Left contains scalar Right</w:t>
+            </w:r>
+          </w:p>
+        </w:tc>
+      </w:tr>
+      <w:tr>
+        <w:tc>
+          <w:tcPr>
+            <w:tcW w:type="dxa" w:w="4320"/>
+          </w:tcPr>
+          <w:p>
+            <w:r>
+              <w:t>Intersects</w:t>
+            </w:r>
+          </w:p>
+        </w:tc>
+        <w:tc>
+          <w:tcPr>
+            <w:tcW w:type="dxa" w:w="4320"/>
+          </w:tcPr>
+          <w:p>
+            <w:r>
+              <w:t>Collections Left and Right share at least one element</w:t>
+            </w:r>
+          </w:p>
+        </w:tc>
+      </w:tr>
+    </w:tbl>
+    <w:p/>
+    <w:p>
+      <w:pPr>
+        <w:pStyle w:val="Heading3"/>
+      </w:pPr>
+      <w:r>
+        <w:rPr>
+          <w:color w:val="404040"/>
+        </w:rPr>
+        <w:t>Right-hand Value Types (ValueRefType)</w:t>
+      </w:r>
+    </w:p>
+    <w:tbl>
+      <w:tblPr>
+        <w:tblStyle w:val="LightShading-Accent1"/>
+        <w:tblW w:type="auto" w:w="0"/>
+        <w:tblLook w:firstColumn="1" w:firstRow="1" w:lastColumn="0" w:lastRow="0" w:noHBand="0" w:noVBand="1" w:val="04A0"/>
+      </w:tblPr>
+      <w:tblGrid>
+        <w:gridCol w:w="4320"/>
+        <w:gridCol w:w="4320"/>
+      </w:tblGrid>
+      <w:tr>
+        <w:tc>
+          <w:tcPr>
+            <w:tcW w:type="dxa" w:w="4320"/>
+          </w:tcPr>
+          <w:p>
+            <w:r>
+              <w:rPr>
+                <w:b/>
+              </w:rPr>
+              <w:t>Type</w:t>
+            </w:r>
+          </w:p>
+        </w:tc>
+        <w:tc>
+          <w:tcPr>
+            <w:tcW w:type="dxa" w:w="4320"/>
+          </w:tcPr>
+          <w:p>
+            <w:r>
+              <w:rPr>
+                <w:b/>
+              </w:rPr>
+              <w:t>Meaning</w:t>
+            </w:r>
+          </w:p>
+        </w:tc>
+      </w:tr>
+      <w:tr>
+        <w:tc>
+          <w:tcPr>
+            <w:tcW w:type="dxa" w:w="4320"/>
+          </w:tcPr>
+          <w:p>
+            <w:r>
+              <w:t>Literal</w:t>
+            </w:r>
+          </w:p>
+        </w:tc>
+        <w:tc>
+          <w:tcPr>
+            <w:tcW w:type="dxa" w:w="4320"/>
+          </w:tcPr>
+          <w:p>
+            <w:r>
+              <w:t>A fixed string baked into the template definition</w:t>
+            </w:r>
+          </w:p>
+        </w:tc>
+      </w:tr>
+      <w:tr>
+        <w:tc>
+          <w:tcPr>
+            <w:tcW w:type="dxa" w:w="4320"/>
+          </w:tcPr>
+          <w:p>
+            <w:r>
+              <w:t>FieldRef</w:t>
+            </w:r>
+          </w:p>
+        </w:tc>
+        <w:tc>
+          <w:tcPr>
+            <w:tcW w:type="dxa" w:w="4320"/>
+          </w:tcPr>
+          <w:p>
+            <w:r>
+              <w:t>A dot-path resolved against the OPA input at evaluation time</w:t>
+            </w:r>
+          </w:p>
+        </w:tc>
+      </w:tr>
+      <w:tr>
+        <w:tc>
+          <w:tcPr>
+            <w:tcW w:type="dxa" w:w="4320"/>
+          </w:tcPr>
+          <w:p>
+            <w:r>
+              <w:t>UserInput</w:t>
+            </w:r>
+          </w:p>
+        </w:tc>
+        <w:tc>
+          <w:tcPr>
+            <w:tcW w:type="dxa" w:w="4320"/>
+          </w:tcPr>
+          <w:p>
+            <w:r>
+              <w:t>A key looked up in the caller-supplied parameters dictionary at runtime</w:t>
+            </w:r>
+          </w:p>
+        </w:tc>
+      </w:tr>
+    </w:tbl>
+    <w:p/>
+    <w:p>
+      <w:r>
+        <w:t>UserInput references are always resolved to Literal or FieldRef by AbacPolicyEngine before sending to OPA. The type "UserInput" never appears in serialized JSON.</w:t>
+      </w:r>
+    </w:p>
+    <w:p>
+      <w:pPr>
+        <w:pStyle w:val="Heading2"/>
+      </w:pPr>
+      <w:r>
+        <w:rPr>
+          <w:color w:val="2E74B5"/>
+        </w:rPr>
+        <w:t>4.2 ConditionTemplate</w:t>
+      </w:r>
+    </w:p>
+    <w:p>
+      <w:r>
+        <w:t>A ConditionTemplate is a named, reusable blueprint registered in the IAbacTemplateRegistry:</w:t>
+      </w:r>
+    </w:p>
+    <w:p>
+      <w:pPr>
+        <w:ind w:left="576"/>
+        <w:shd w:val="clear" w:color="auto" w:fill="F2F2F2"/>
+      </w:pPr>
+      <w:r>
+        <w:rPr>
+          <w:rFonts w:ascii="Courier New" w:hAnsi="Courier New"/>
+          <w:color w:val="202020"/>
+          <w:sz w:val="18"/>
+        </w:rPr>
+        <w:t>new ConditionTemplate {</w:t>
+        <w:br/>
+        <w:t xml:space="preserve">    Name     = "SameDepartment",</w:t>
+        <w:br/>
+        <w:t xml:space="preserve">    Left     = "subject.departments",</w:t>
+        <w:br/>
+        <w:t xml:space="preserve">    Operator = ConditionOperator.Intersects,</w:t>
+        <w:br/>
+        <w:t xml:space="preserve">    Right    = ConditionValueRef.FieldRef("resource.departments")</w:t>
+        <w:br/>
+        <w:t>}</w:t>
+      </w:r>
+    </w:p>
+    <w:p>
+      <w:pPr>
+        <w:pStyle w:val="Heading2"/>
+      </w:pPr>
+      <w:r>
+        <w:rPr>
+          <w:color w:val="2E74B5"/>
+        </w:rPr>
+        <w:t>4.3 Built-In Templates</w:t>
+      </w:r>
+    </w:p>
+    <w:tbl>
+      <w:tblPr>
+        <w:tblStyle w:val="LightShading-Accent1"/>
+        <w:tblW w:type="auto" w:w="0"/>
+        <w:tblLook w:firstColumn="1" w:firstRow="1" w:lastColumn="0" w:lastRow="0" w:noHBand="0" w:noVBand="1" w:val="04A0"/>
+      </w:tblPr>
+      <w:tblGrid>
+        <w:gridCol w:w="4320"/>
+        <w:gridCol w:w="4320"/>
+      </w:tblGrid>
+      <w:tr>
+        <w:tc>
+          <w:tcPr>
+            <w:tcW w:type="dxa" w:w="4320"/>
+          </w:tcPr>
+          <w:p>
+            <w:r>
+              <w:rPr>
+                <w:b/>
+              </w:rPr>
+              <w:t>Template Name</w:t>
+            </w:r>
+          </w:p>
+        </w:tc>
+        <w:tc>
+          <w:tcPr>
+            <w:tcW w:type="dxa" w:w="4320"/>
+          </w:tcPr>
+          <w:p>
+            <w:r>
+              <w:rPr>
+                <w:b/>
+              </w:rPr>
+              <w:t>Rule</w:t>
+            </w:r>
+          </w:p>
+        </w:tc>
+      </w:tr>
+      <w:tr>
+        <w:tc>
+          <w:tcPr>
+            <w:tcW w:type="dxa" w:w="4320"/>
+          </w:tcPr>
+          <w:p>
+            <w:r>
+              <w:t>SameDepartment</w:t>
+            </w:r>
+          </w:p>
+        </w:tc>
+        <w:tc>
+          <w:tcPr>
+            <w:tcW w:type="dxa" w:w="4320"/>
+          </w:tcPr>
+          <w:p>
+            <w:r>
+              <w:t>subject.departments INTERSECTS resource.departments</w:t>
+            </w:r>
+          </w:p>
+        </w:tc>
+      </w:tr>
+      <w:tr>
+        <w:tc>
+          <w:tcPr>
+            <w:tcW w:type="dxa" w:w="4320"/>
+          </w:tcPr>
+          <w:p>
+            <w:r>
+              <w:t>CreatedByMe</w:t>
+            </w:r>
+          </w:p>
+        </w:tc>
+        <w:tc>
+          <w:tcPr>
+            <w:tcW w:type="dxa" w:w="4320"/>
+          </w:tcPr>
+          <w:p>
+            <w:r>
+              <w:t>subject.id EQUALS resource.owner_id</w:t>
+            </w:r>
+          </w:p>
+        </w:tc>
+      </w:tr>
+      <w:tr>
+        <w:tc>
+          <w:tcPr>
+            <w:tcW w:type="dxa" w:w="4320"/>
+          </w:tcPr>
+          <w:p>
+            <w:r>
+              <w:t>SameTenant</w:t>
+            </w:r>
+          </w:p>
+        </w:tc>
+        <w:tc>
+          <w:tcPr>
+            <w:tcW w:type="dxa" w:w="4320"/>
+          </w:tcPr>
+          <w:p>
+            <w:r>
+              <w:t>subject.tenant_id EQUALS resource.tenant_id</w:t>
+            </w:r>
+          </w:p>
+        </w:tc>
+      </w:tr>
+    </w:tbl>
+    <w:p/>
+    <w:p>
+      <w:r>
+        <w:t>These are registered automatically at startup via BuiltInTemplates.Register(registry). Modules can register additional templates by calling IAbacTemplateRegistry.Register().</w:t>
+      </w:r>
+    </w:p>
+    <w:p>
+      <w:pPr>
+        <w:pStyle w:val="Heading2"/>
+      </w:pPr>
+      <w:r>
+        <w:rPr>
+          <w:color w:val="2E74B5"/>
+        </w:rPr>
+        <w:t>4.4 AbacPolicy</w:t>
+      </w:r>
+    </w:p>
+    <w:p>
+      <w:r>
+        <w:t>An AbacPolicy is a list of AbacConditions for a specific (resourceType, action) pair. ALL conditions must pass for the policy to allow the action. An empty conditions list results in deny — explicit allow requires at least one condition.</w:t>
+      </w:r>
+    </w:p>
+    <w:p>
+      <w:pPr>
+        <w:ind w:left="576"/>
+        <w:shd w:val="clear" w:color="auto" w:fill="F2F2F2"/>
+      </w:pPr>
+      <w:r>
+        <w:rPr>
+          <w:rFonts w:ascii="Courier New" w:hAnsi="Courier New"/>
+          <w:color w:val="202020"/>
+          <w:sz w:val="18"/>
+        </w:rPr>
+        <w:t>var policy = new AbacPolicy {</w:t>
+        <w:br/>
+        <w:t xml:space="preserve">    ResourceType = "report",</w:t>
+        <w:br/>
+        <w:t xml:space="preserve">    Action = "read",</w:t>
+        <w:br/>
+        <w:t xml:space="preserve">    Conditions = [</w:t>
+        <w:br/>
+        <w:t xml:space="preserve">        new AbacCondition { Template = BuiltInTemplates.SameTenant },</w:t>
+        <w:br/>
+        <w:t xml:space="preserve">        new AbacCondition { Template = BuiltInTemplates.SameDepartment }</w:t>
+        <w:br/>
+        <w:t xml:space="preserve">    ]</w:t>
+        <w:br/>
+        <w:t>};</w:t>
+      </w:r>
+    </w:p>
+    <w:p>
+      <w:pPr>
+        <w:pStyle w:val="Heading2"/>
+      </w:pPr>
+      <w:r>
+        <w:rPr>
+          <w:color w:val="2E74B5"/>
+        </w:rPr>
+        <w:t>4.5 AbacPolicyEngine</w:t>
+      </w:r>
+    </w:p>
+    <w:p>
+      <w:r>
+        <w:t>The engine converts an AbacPolicy into a list of ResolvedConditions:</w:t>
+      </w:r>
+    </w:p>
+    <w:p>
+      <w:pPr>
+        <w:pStyle w:val="ListBullet"/>
+        <w:ind w:left="360"/>
+      </w:pPr>
+      <w:r>
+        <w:t>Iterates each AbacCondition in the policy</w:t>
+      </w:r>
+    </w:p>
+    <w:p>
+      <w:pPr>
+        <w:pStyle w:val="ListBullet"/>
+        <w:ind w:left="360"/>
+      </w:pPr>
+      <w:r>
+        <w:t>For Literal and FieldRef right-hand sides: passed through unchanged</w:t>
+      </w:r>
+    </w:p>
+    <w:p>
+      <w:pPr>
+        <w:pStyle w:val="ListBullet"/>
+        <w:ind w:left="360"/>
+      </w:pPr>
+      <w:r>
+        <w:t>For UserInput: looks up the param key in the caller-supplied parameters dictionary; throws ArgumentException if missing</w:t>
+      </w:r>
+    </w:p>
+    <w:p>
+      <w:pPr>
+        <w:pStyle w:val="ListBullet"/>
+        <w:ind w:left="360"/>
+      </w:pPr>
+      <w:r>
+        <w:t>Outputs a ResolvedCondition list with snake_case operator strings (e.g. "intersects")</w:t>
+      </w:r>
+    </w:p>
+    <w:p>
+      <w:pPr>
+        <w:pStyle w:val="Heading2"/>
+      </w:pPr>
+      <w:r>
+        <w:rPr>
+          <w:color w:val="2E74B5"/>
+        </w:rPr>
+        <w:t>4.6 AuthorizeWithPolicyAsync — New Service Method</w:t>
+      </w:r>
+    </w:p>
+    <w:p>
+      <w:r>
+        <w:t>IResourceAuthorizationService gains a second method alongside the existing AuthorizeAsync:</w:t>
+      </w:r>
+    </w:p>
+    <w:p>
+      <w:pPr>
+        <w:ind w:left="576"/>
+        <w:shd w:val="clear" w:color="auto" w:fill="F2F2F2"/>
+      </w:pPr>
+      <w:r>
+        <w:rPr>
+          <w:rFonts w:ascii="Courier New" w:hAnsi="Courier New"/>
+          <w:color w:val="202020"/>
+          <w:sz w:val="18"/>
+        </w:rPr>
+        <w:t>Task AuthorizeWithPolicyAsync&lt;TResource&gt;(</w:t>
+        <w:br/>
+        <w:t xml:space="preserve">    AbacPolicy policy,</w:t>
+        <w:br/>
+        <w:t xml:space="preserve">    TResource resourceAttributes,</w:t>
+        <w:br/>
+        <w:t xml:space="preserve">    IDictionary&lt;string, object&gt;? parameters = null,</w:t>
+        <w:br/>
+        <w:t xml:space="preserve">    CancellationToken ct = default)</w:t>
+        <w:br/>
+        <w:t xml:space="preserve">    where TResource : OpaResourceAttributesBase;</w:t>
+      </w:r>
+    </w:p>
+    <w:p>
+      <w:r>
+        <w:t>Execution flow:</w:t>
+      </w:r>
+    </w:p>
+    <w:p>
+      <w:pPr>
+        <w:pStyle w:val="ListBullet"/>
+        <w:ind w:left="360"/>
+      </w:pPr>
+      <w:r>
+        <w:t>1. AbacPolicyEngine.Resolve(policy, parameters) — resolves all conditions</w:t>
+      </w:r>
+    </w:p>
+    <w:p>
+      <w:pPr>
+        <w:pStyle w:val="ListBullet"/>
+        <w:ind w:left="360"/>
+      </w:pPr>
+      <w:r>
+        <w:t>2. Builds OpaAuthorizationEnvelope with a Conditions field populated</w:t>
+      </w:r>
+    </w:p>
+    <w:p>
+      <w:pPr>
+        <w:pStyle w:val="ListBullet"/>
+        <w:ind w:left="360"/>
+      </w:pPr>
+      <w:r>
+        <w:t>3. Calls OPA at path authz/common/abac_eval</w:t>
+      </w:r>
+    </w:p>
+    <w:p>
+      <w:pPr>
+        <w:pStyle w:val="ListBullet"/>
+        <w:ind w:left="360"/>
+      </w:pPr>
+      <w:r>
+        <w:t>4. Throws ForbiddenException on deny</w:t>
+      </w:r>
+    </w:p>
+    <w:p>
+      <w:r>
+        <w:t>RBAC gate is skipped. If RBAC is also required, call AuthorizeAsync first, then AuthorizeWithPolicyAsync.</w:t>
+      </w:r>
+    </w:p>
+    <w:p>
+      <w:pPr>
+        <w:pStyle w:val="Heading2"/>
+      </w:pPr>
+      <w:r>
+        <w:rPr>
+          <w:color w:val="2E74B5"/>
+        </w:rPr>
+        <w:t>4.7 Updated OPA Input Envelope</w:t>
+      </w:r>
+    </w:p>
+    <w:p>
+      <w:r>
+        <w:t>The OpaAuthorizationEnvelope gains an optional Conditions field. When null (existing callers), the field is omitted from JSON and existing Rego policies are completely unaffected.</w:t>
+      </w:r>
+    </w:p>
+    <w:p>
+      <w:pPr>
+        <w:ind w:left="576"/>
+        <w:shd w:val="clear" w:color="auto" w:fill="F2F2F2"/>
+      </w:pPr>
+      <w:r>
+        <w:rPr>
+          <w:rFonts w:ascii="Courier New" w:hAnsi="Courier New"/>
+          <w:color w:val="202020"/>
+          <w:sz w:val="18"/>
+        </w:rPr>
+        <w:t>{</w:t>
+        <w:br/>
+        <w:t xml:space="preserve">  "subject":    { ... },</w:t>
+        <w:br/>
+        <w:t xml:space="preserve">  "resource":   { ... },</w:t>
+        <w:br/>
+        <w:t xml:space="preserve">  "action":     "read",</w:t>
+        <w:br/>
+        <w:t xml:space="preserve">  "environment":{ ... },</w:t>
+        <w:br/>
+        <w:t xml:space="preserve">  "conditions": [                      ← new; only present for template-based calls</w:t>
+        <w:br/>
+        <w:t xml:space="preserve">    {</w:t>
+        <w:br/>
+        <w:t xml:space="preserve">      "left":       "subject.departments",</w:t>
+        <w:br/>
+        <w:t xml:space="preserve">      "operator":   "intersects",</w:t>
+        <w:br/>
+        <w:t xml:space="preserve">      "right_type": "field_ref",</w:t>
+        <w:br/>
+        <w:t xml:space="preserve">      "right":      "resource.departments"</w:t>
+        <w:br/>
+        <w:t xml:space="preserve">    }</w:t>
+        <w:br/>
+        <w:t xml:space="preserve">  ]</w:t>
+        <w:br/>
+        <w:t>}</w:t>
+      </w:r>
+    </w:p>
+    <w:p>
+      <w:pPr>
+        <w:pStyle w:val="Heading2"/>
+      </w:pPr>
+      <w:r>
+        <w:rPr>
+          <w:color w:val="2E74B5"/>
+        </w:rPr>
+        <w:t>4.8 Generic Rego Evaluator — authz/common/abac_eval.rego</w:t>
+      </w:r>
+    </w:p>
+    <w:p>
+      <w:r>
+        <w:t>A single Rego policy evaluates any set of resolved conditions. It supports all six operators. The policy denies by default; allow requires at least one condition and all conditions must pass.</w:t>
+      </w:r>
+    </w:p>
+    <w:p>
+      <w:pPr>
+        <w:ind w:left="576"/>
+        <w:shd w:val="clear" w:color="auto" w:fill="F2F2F2"/>
+      </w:pPr>
+      <w:r>
+        <w:rPr>
+          <w:rFonts w:ascii="Courier New" w:hAnsi="Courier New"/>
+          <w:color w:val="202020"/>
+          <w:sz w:val="18"/>
+        </w:rPr>
+        <w:t>allow if {</w:t>
+        <w:br/>
+        <w:t xml:space="preserve">    count(input.conditions) &gt; 0</w:t>
+        <w:br/>
+        <w:t xml:space="preserve">    every condition in input.conditions {</w:t>
+        <w:br/>
+        <w:t xml:space="preserve">        condition_passes(condition)</w:t>
+        <w:br/>
+        <w:t xml:space="preserve">    }</w:t>
+        <w:br/>
+        <w:t>}</w:t>
+      </w:r>
+    </w:p>
+    <w:p>
+      <w:r>
+        <w:t>The policy resolves dot-paths (e.g. "subject.departments") against input.subject and input.resource. For field_ref right-hand sides the same resolution is applied. For literal right-hand sides the value is used directly.</w:t>
+      </w:r>
+    </w:p>
+    <w:p>
+      <w:pPr>
+        <w:pStyle w:val="Heading2"/>
+      </w:pPr>
+      <w:r>
+        <w:rPr>
+          <w:color w:val="2E74B5"/>
+        </w:rPr>
+        <w:t>4.9 Difference vs v1 Resource-Specific Approach</w:t>
+      </w:r>
+    </w:p>
+    <w:tbl>
+      <w:tblPr>
+        <w:tblStyle w:val="LightShading-Accent1"/>
+        <w:tblW w:type="auto" w:w="0"/>
+        <w:tblLook w:firstColumn="1" w:firstRow="1" w:lastColumn="0" w:lastRow="0" w:noHBand="0" w:noVBand="1" w:val="04A0"/>
+      </w:tblPr>
+      <w:tblGrid>
+        <w:gridCol w:w="4320"/>
+        <w:gridCol w:w="4320"/>
+      </w:tblGrid>
+      <w:tr>
+        <w:tc>
+          <w:tcPr>
+            <w:tcW w:type="dxa" w:w="4320"/>
+          </w:tcPr>
+          <w:p>
+            <w:r>
+              <w:rPr>
+                <w:b/>
+              </w:rPr>
+              <w:t>v1 — Resource-Specific Rego</w:t>
+            </w:r>
+          </w:p>
+        </w:tc>
+        <w:tc>
+          <w:tcPr>
+            <w:tcW w:type="dxa" w:w="4320"/>
+          </w:tcPr>
+          <w:p>
+            <w:r>
+              <w:rPr>
+                <w:b/>
+              </w:rPr>
+              <w:t>v2 — Template-Based ABAC</w:t>
+            </w:r>
+          </w:p>
+        </w:tc>
+      </w:tr>
+      <w:tr>
+        <w:tc>
+          <w:tcPr>
+            <w:tcW w:type="dxa" w:w="4320"/>
+          </w:tcPr>
+          <w:p>
+            <w:r>
+              <w:t>One .rego file per resource type</w:t>
+            </w:r>
+          </w:p>
+        </w:tc>
+        <w:tc>
+          <w:tcPr>
+            <w:tcW w:type="dxa" w:w="4320"/>
+          </w:tcPr>
+          <w:p>
+            <w:r>
+              <w:t>One generic abac_eval.rego for all template-based resources</w:t>
+            </w:r>
+          </w:p>
+        </w:tc>
+      </w:tr>
+      <w:tr>
+        <w:tc>
+          <w:tcPr>
+            <w:tcW w:type="dxa" w:w="4320"/>
+          </w:tcPr>
+          <w:p>
+            <w:r>
+              <w:t>Policy logic lives in Rego</w:t>
+            </w:r>
+          </w:p>
+        </w:tc>
+        <w:tc>
+          <w:tcPr>
+            <w:tcW w:type="dxa" w:w="4320"/>
+          </w:tcPr>
+          <w:p>
+            <w:r>
+              <w:t>Condition structure defined in C#; Rego only evaluates operators</w:t>
+            </w:r>
+          </w:p>
+        </w:tc>
+      </w:tr>
+      <w:tr>
+        <w:tc>
+          <w:tcPr>
+            <w:tcW w:type="dxa" w:w="4320"/>
+          </w:tcPr>
+          <w:p>
+            <w:r>
+              <w:t>No C# reuse between resources</w:t>
+            </w:r>
+          </w:p>
+        </w:tc>
+        <w:tc>
+          <w:tcPr>
+            <w:tcW w:type="dxa" w:w="4320"/>
+          </w:tcPr>
+          <w:p>
+            <w:r>
+              <w:t>BuiltInTemplates shared across all modules</w:t>
+            </w:r>
+          </w:p>
+        </w:tc>
+      </w:tr>
+      <w:tr>
+        <w:tc>
+          <w:tcPr>
+            <w:tcW w:type="dxa" w:w="4320"/>
+          </w:tcPr>
+          <w:p>
+            <w:r>
+              <w:t>New resource = new .rego file + OPA redeploy</w:t>
+            </w:r>
+          </w:p>
+        </w:tc>
+        <w:tc>
+          <w:tcPr>
+            <w:tcW w:type="dxa" w:w="4320"/>
+          </w:tcPr>
+          <w:p>
+            <w:r>
+              <w:t>New resource = define AbacPolicy in C# only</w:t>
+            </w:r>
+          </w:p>
+        </w:tc>
+      </w:tr>
+      <w:tr>
+        <w:tc>
+          <w:tcPr>
+            <w:tcW w:type="dxa" w:w="4320"/>
+          </w:tcPr>
+          <w:p>
+            <w:r>
+              <w:t>Hand-written Rego per use case</w:t>
+            </w:r>
+          </w:p>
+        </w:tc>
+        <w:tc>
+          <w:tcPr>
+            <w:tcW w:type="dxa" w:w="4320"/>
+          </w:tcPr>
+          <w:p>
+            <w:r>
+              <w:t>Compose conditions from named templates</w:t>
+            </w:r>
+          </w:p>
+        </w:tc>
+      </w:tr>
+      <w:tr>
+        <w:tc>
+          <w:tcPr>
+            <w:tcW w:type="dxa" w:w="4320"/>
+          </w:tcPr>
+          <w:p>
+            <w:r>
+              <w:t>Condition params hardcoded in Rego</w:t>
+            </w:r>
+          </w:p>
+        </w:tc>
+        <w:tc>
+          <w:tcPr>
+            <w:tcW w:type="dxa" w:w="4320"/>
+          </w:tcPr>
+          <w:p>
+            <w:r>
+              <w:t>UserInput params resolved at runtime from caller dict</w:t>
+            </w:r>
+          </w:p>
+        </w:tc>
+      </w:tr>
+      <w:tr>
+        <w:tc>
+          <w:tcPr>
+            <w:tcW w:type="dxa" w:w="4320"/>
+          </w:tcPr>
+          <w:p>
+            <w:r>
+              <w:t>Existing callers use AuthorizeAsync</w:t>
+            </w:r>
+          </w:p>
+        </w:tc>
+        <w:tc>
+          <w:tcPr>
+            <w:tcW w:type="dxa" w:w="4320"/>
+          </w:tcPr>
+          <w:p>
+            <w:r>
+              <w:t>New callers use AuthorizeWithPolicyAsync</w:t>
+            </w:r>
+          </w:p>
+        </w:tc>
+      </w:tr>
+    </w:tbl>
+    <w:p/>
+    <w:p>
+      <w:r>
+        <w:t>Both approaches coexist. Existing resources (user profile, roles) continue to use their dedicated Rego policies via AuthorizeAsync. New resources should prefer the template-based approach.</w:t>
+      </w:r>
+    </w:p>
+    <w:p>
+      <w:pPr>
+        <w:pStyle w:val="Heading1"/>
+      </w:pPr>
+      <w:r>
+        <w:rPr>
+          <w:color w:val="1F497D"/>
+        </w:rPr>
+        <w:t>5. Full Authorization Workflow</w:t>
+      </w:r>
+    </w:p>
+    <w:p>
+      <w:pPr>
+        <w:pStyle w:val="Heading2"/>
+      </w:pPr>
+      <w:r>
+        <w:rPr>
+          <w:color w:val="2E74B5"/>
+        </w:rPr>
+        <w:t>5.1 Path A — Resource-Specific (v1)</w:t>
+      </w:r>
+    </w:p>
+    <w:p>
+      <w:pPr>
+        <w:ind w:left="576"/>
+        <w:shd w:val="clear" w:color="auto" w:fill="F2F2F2"/>
+      </w:pPr>
+      <w:r>
+        <w:rPr>
+          <w:rFonts w:ascii="Courier New" w:hAnsi="Courier New"/>
+          <w:color w:val="202020"/>
+          <w:sz w:val="18"/>
+        </w:rPr>
+        <w:t>Request</w:t>
+        <w:br/>
+        <w:t xml:space="preserve">  │</w:t>
+        <w:br/>
+        <w:t xml:space="preserve">  ▼</w:t>
+        <w:br/>
+        <w:t>[1] JWT validated by ASP.NET Core middleware</w:t>
+        <w:br/>
+        <w:t xml:space="preserve">  │</w:t>
+        <w:br/>
+        <w:t xml:space="preserve">  ▼</w:t>
+        <w:br/>
+        <w:t>[2] Application handler loads target resource from DB</w:t>
+        <w:br/>
+        <w:t xml:space="preserve">  │</w:t>
+        <w:br/>
+        <w:t xml:space="preserve">  ▼</w:t>
+        <w:br/>
+        <w:t>[3] AuthorizeAsync(requiredPermission?, decisionPath, resource, action)</w:t>
+        <w:br/>
+        <w:t xml:space="preserve">  │</w:t>
+        <w:br/>
+        <w:t xml:space="preserve">  ├─[3a] requiredPermission != null?</w:t>
+        <w:br/>
+        <w:t xml:space="preserve">  │       → IPermissionChecker.HasPermissionAsync</w:t>
+        <w:br/>
+        <w:t xml:space="preserve">  │       → FAIL → ForbiddenException (403)</w:t>
+        <w:br/>
+        <w:t xml:space="preserve">  │</w:t>
+        <w:br/>
+        <w:t xml:space="preserve">  ├─[3b] Build OpaAuthorizationEnvelope (no Conditions field)</w:t>
+        <w:br/>
+        <w:t xml:space="preserve">  │</w:t>
+        <w:br/>
+        <w:t xml:space="preserve">  └─[3c] OpaClient.EvaluateAsync(decisionPath, envelope)</w:t>
+        <w:br/>
+        <w:t xml:space="preserve">           → resource-specific .rego policy</w:t>
+        <w:br/>
+        <w:t xml:space="preserve">           → DENY → ForbiddenException (403)</w:t>
+        <w:br/>
+        <w:t xml:space="preserve">           → ALLOW → continue</w:t>
+        <w:br/>
+        <w:t xml:space="preserve">  │</w:t>
+        <w:br/>
+        <w:t xml:space="preserve">  ▼</w:t>
+        <w:br/>
+        <w:t>[4] Return resource data to caller</w:t>
+      </w:r>
+    </w:p>
+    <w:p>
+      <w:pPr>
+        <w:pStyle w:val="Heading2"/>
+      </w:pPr>
+      <w:r>
+        <w:rPr>
+          <w:color w:val="2E74B5"/>
+        </w:rPr>
+        <w:t>5.2 Path B — Template-Based (v2)</w:t>
+      </w:r>
+    </w:p>
+    <w:p>
+      <w:pPr>
+        <w:ind w:left="576"/>
+        <w:shd w:val="clear" w:color="auto" w:fill="F2F2F2"/>
+      </w:pPr>
+      <w:r>
+        <w:rPr>
+          <w:rFonts w:ascii="Courier New" w:hAnsi="Courier New"/>
+          <w:color w:val="202020"/>
+          <w:sz w:val="18"/>
+        </w:rPr>
+        <w:t>Request</w:t>
+        <w:br/>
+        <w:t xml:space="preserve">  │</w:t>
+        <w:br/>
+        <w:t xml:space="preserve">  ▼</w:t>
+        <w:br/>
+        <w:t>[1] JWT validated by ASP.NET Core middleware</w:t>
+        <w:br/>
+        <w:t xml:space="preserve">  │</w:t>
+        <w:br/>
+        <w:t xml:space="preserve">  ▼</w:t>
+        <w:br/>
+        <w:t>[2] Application handler loads target resource from DB</w:t>
+        <w:br/>
+        <w:t xml:space="preserve">  │</w:t>
+        <w:br/>
+        <w:t xml:space="preserve">  ▼</w:t>
+        <w:br/>
+        <w:t>[3] AuthorizeWithPolicyAsync(policy, resource, parameters?)</w:t>
+        <w:br/>
+        <w:t xml:space="preserve">  │</w:t>
+        <w:br/>
+        <w:t xml:space="preserve">  ├─[3a] AbacPolicyEngine.Resolve(policy, parameters)</w:t>
+        <w:br/>
+        <w:t xml:space="preserve">  │       → resolve Literal/FieldRef/UserInput → ResolvedCondition[]</w:t>
+        <w:br/>
+        <w:t xml:space="preserve">  │       → missing UserInput param → ArgumentException</w:t>
+        <w:br/>
+        <w:t xml:space="preserve">  │</w:t>
+        <w:br/>
+        <w:t xml:space="preserve">  ├─[3b] Build OpaAuthorizationEnvelope (Conditions populated)</w:t>
+        <w:br/>
+        <w:t xml:space="preserve">  │</w:t>
+        <w:br/>
+        <w:t xml:space="preserve">  └─[3c] OpaClient.EvaluateAsync("authz/common/abac_eval", envelope)</w:t>
+        <w:br/>
+        <w:t xml:space="preserve">           → generic evaluator checks all conditions</w:t>
+        <w:br/>
+        <w:t xml:space="preserve">           → any condition fails → DENY → ForbiddenException (403)</w:t>
+        <w:br/>
+        <w:t xml:space="preserve">           → all pass → ALLOW → continue</w:t>
+        <w:br/>
+        <w:t xml:space="preserve">  │</w:t>
+        <w:br/>
+        <w:t xml:space="preserve">  ▼</w:t>
+        <w:br/>
+        <w:t>[4] Return resource data to caller</w:t>
+      </w:r>
+    </w:p>
+    <w:p>
+      <w:pPr>
+        <w:pStyle w:val="Heading1"/>
+      </w:pPr>
+      <w:r>
+        <w:rPr>
+          <w:color w:val="1F497D"/>
+        </w:rPr>
+        <w:t>6. IFX.BuildingBlocks.Security — Project Structure</w:t>
+      </w:r>
+    </w:p>
+    <w:p>
+      <w:pPr>
+        <w:ind w:left="576"/>
+        <w:shd w:val="clear" w:color="auto" w:fill="F2F2F2"/>
+      </w:pPr>
+      <w:r>
+        <w:rPr>
+          <w:rFonts w:ascii="Courier New" w:hAnsi="Courier New"/>
+          <w:color w:val="202020"/>
+          <w:sz w:val="18"/>
+        </w:rPr>
+        <w:t>Authorization/</w:t>
+        <w:br/>
+        <w:t xml:space="preserve">  Abstractions/</w:t>
+        <w:br/>
+        <w:t xml:space="preserve">    ICurrentUser.cs</w:t>
+        <w:br/>
+        <w:t xml:space="preserve">    IPermissionChecker.cs</w:t>
+        <w:br/>
+        <w:t xml:space="preserve">    IOpaPolicyClient.cs</w:t>
+        <w:br/>
+        <w:t xml:space="preserve">    IResourceAuthorizationService.cs    ← AuthorizeAsync + AuthorizeWithPolicyAsync</w:t>
+        <w:br/>
+        <w:t xml:space="preserve">  Models/</w:t>
+        <w:br/>
+        <w:t xml:space="preserve">    OpaAuthorizationEnvelope.cs         ← + optional Conditions field (v2)</w:t>
+        <w:br/>
+        <w:t xml:space="preserve">    OpaSubjectAttributes.cs</w:t>
+        <w:br/>
+        <w:t xml:space="preserve">    OpaResourceAttributesBase.cs</w:t>
+        <w:br/>
+        <w:t xml:space="preserve">    OpaEnvironmentAttributes.cs</w:t>
+        <w:br/>
+        <w:t xml:space="preserve">    OpaDecisionResponse.cs / OpaDecisionResult.cs</w:t>
+        <w:br/>
+        <w:t xml:space="preserve">  Opa/</w:t>
+        <w:br/>
+        <w:t xml:space="preserve">    OpaClient.cs                        ← HttpClient-backed, singleton</w:t>
+        <w:br/>
+        <w:t xml:space="preserve">    NullOpaPolicyClient.cs              ← always-allow dev stub</w:t>
+        <w:br/>
+        <w:t xml:space="preserve">    OpaOptions.cs</w:t>
+        <w:br/>
+        <w:t xml:space="preserve">  Abac/                                 ← NEW in v2</w:t>
+        <w:br/>
+        <w:t xml:space="preserve">    Templates/</w:t>
+        <w:br/>
+        <w:t xml:space="preserve">      ValueRefType.cs</w:t>
+        <w:br/>
+        <w:t xml:space="preserve">      ConditionOperator.cs</w:t>
+        <w:br/>
+        <w:t xml:space="preserve">      ConditionValueRef.cs</w:t>
+        <w:br/>
+        <w:t xml:space="preserve">      ConditionTemplate.cs</w:t>
+        <w:br/>
+        <w:t xml:space="preserve">    Policies/</w:t>
+        <w:br/>
+        <w:t xml:space="preserve">      AbacCondition.cs</w:t>
+        <w:br/>
+        <w:t xml:space="preserve">      AbacPolicy.cs</w:t>
+        <w:br/>
+        <w:t xml:space="preserve">      ResolvedCondition.cs</w:t>
+        <w:br/>
+        <w:t xml:space="preserve">    Registry/</w:t>
+        <w:br/>
+        <w:t xml:space="preserve">      IAbacTemplateRegistry.cs</w:t>
+        <w:br/>
+        <w:t xml:space="preserve">      AbacTemplateRegistry.cs</w:t>
+        <w:br/>
+        <w:t xml:space="preserve">      BuiltInTemplates.cs</w:t>
+        <w:br/>
+        <w:t xml:space="preserve">    Engine/</w:t>
+        <w:br/>
+        <w:t xml:space="preserve">      IAbacPolicyEngine.cs</w:t>
+        <w:br/>
+        <w:t xml:space="preserve">      AbacPolicyEngine.cs</w:t>
+        <w:br/>
+        <w:t xml:space="preserve">  Exceptions/</w:t>
+        <w:br/>
+        <w:t xml:space="preserve">    ForbiddenException.cs</w:t>
+        <w:br/>
+        <w:t xml:space="preserve">  ResourceAuthorizationService.cs       ← implements both methods</w:t>
+      </w:r>
+    </w:p>
+    <w:p>
+      <w:pPr>
+        <w:pStyle w:val="Heading1"/>
+      </w:pPr>
+      <w:r>
+        <w:rPr>
+          <w:color w:val="1F497D"/>
+        </w:rPr>
+        <w:t>7. Rego Policy Structure</w:t>
+      </w:r>
+    </w:p>
+    <w:p>
+      <w:pPr>
+        <w:ind w:left="576"/>
+        <w:shd w:val="clear" w:color="auto" w:fill="F2F2F2"/>
+      </w:pPr>
+      <w:r>
+        <w:rPr>
+          <w:rFonts w:ascii="Courier New" w:hAnsi="Courier New"/>
+          <w:color w:val="202020"/>
+          <w:sz w:val="18"/>
+        </w:rPr>
+        <w:t>policies/</w:t>
+        <w:br/>
+        <w:t xml:space="preserve">  authz/</w:t>
+        <w:br/>
+        <w:t xml:space="preserve">    common/</w:t>
+        <w:br/>
+        <w:t xml:space="preserve">      helpers.rego</w:t>
+        <w:br/>
+        <w:t xml:space="preserve">      tenant.rego         ← same_tenant rule used by v1 policies</w:t>
+        <w:br/>
+        <w:t xml:space="preserve">      mfa.rego</w:t>
+        <w:br/>
+        <w:t xml:space="preserve">      network.rego</w:t>
+        <w:br/>
+        <w:t xml:space="preserve">      abac_eval.rego      ← NEW (v2): generic template condition evaluator</w:t>
+        <w:br/>
+        <w:t xml:space="preserve">    auth/</w:t>
+        <w:br/>
+        <w:t xml:space="preserve">      read-user.rego      ← v1 resource-specific (unchanged)</w:t>
+        <w:br/>
+        <w:t xml:space="preserve">      manage-role.rego    ← v1 resource-specific (unchanged)</w:t>
+        <w:br/>
+        <w:t xml:space="preserve">  tests/</w:t>
+        <w:br/>
+        <w:t xml:space="preserve">    auth/</w:t>
+        <w:br/>
+        <w:t xml:space="preserve">      read_user_test.rego</w:t>
+        <w:br/>
+        <w:t xml:space="preserve">    common/</w:t>
+        <w:br/>
+        <w:t xml:space="preserve">      abac_eval_test.rego ← NEW (v2): 11 test scenarios</w:t>
+      </w:r>
+    </w:p>
+    <w:p>
+      <w:pPr>
+        <w:pStyle w:val="Heading2"/>
+      </w:pPr>
+      <w:r>
+        <w:rPr>
+          <w:color w:val="2E74B5"/>
+        </w:rPr>
+        <w:t>7.1 abac_eval.rego — Supported Operators</w:t>
+      </w:r>
+    </w:p>
+    <w:tbl>
+      <w:tblPr>
+        <w:tblStyle w:val="LightShading-Accent1"/>
+        <w:tblW w:type="auto" w:w="0"/>
+        <w:tblLook w:firstColumn="1" w:firstRow="1" w:lastColumn="0" w:lastRow="0" w:noHBand="0" w:noVBand="1" w:val="04A0"/>
+      </w:tblPr>
+      <w:tblGrid>
+        <w:gridCol w:w="4320"/>
+        <w:gridCol w:w="4320"/>
+      </w:tblGrid>
+      <w:tr>
+        <w:tc>
+          <w:tcPr>
+            <w:tcW w:type="dxa" w:w="4320"/>
+          </w:tcPr>
+          <w:p>
+            <w:r>
+              <w:rPr>
+                <w:b/>
+              </w:rPr>
+              <w:t>operator (JSON)</w:t>
+            </w:r>
+          </w:p>
+        </w:tc>
+        <w:tc>
+          <w:tcPr>
+            <w:tcW w:type="dxa" w:w="4320"/>
+          </w:tcPr>
+          <w:p>
+            <w:r>
+              <w:rPr>
+                <w:b/>
+              </w:rPr>
+              <w:t>Rego logic</w:t>
+            </w:r>
+          </w:p>
+        </w:tc>
+      </w:tr>
+      <w:tr>
+        <w:tc>
+          <w:tcPr>
+            <w:tcW w:type="dxa" w:w="4320"/>
+          </w:tcPr>
+          <w:p>
+            <w:r>
+              <w:t>equals</w:t>
+            </w:r>
+          </w:p>
+        </w:tc>
+        <w:tc>
+          <w:tcPr>
+            <w:tcW w:type="dxa" w:w="4320"/>
+          </w:tcPr>
+          <w:p>
+            <w:r>
+              <w:t>resolve_left(c) == resolve_right(c)</w:t>
+            </w:r>
+          </w:p>
+        </w:tc>
+      </w:tr>
+      <w:tr>
+        <w:tc>
+          <w:tcPr>
+            <w:tcW w:type="dxa" w:w="4320"/>
+          </w:tcPr>
+          <w:p>
+            <w:r>
+              <w:t>not_equals</w:t>
+            </w:r>
+          </w:p>
+        </w:tc>
+        <w:tc>
+          <w:tcPr>
+            <w:tcW w:type="dxa" w:w="4320"/>
+          </w:tcPr>
+          <w:p>
+            <w:r>
+              <w:t>resolve_left(c) != resolve_right(c)</w:t>
+            </w:r>
+          </w:p>
+        </w:tc>
+      </w:tr>
+      <w:tr>
+        <w:tc>
+          <w:tcPr>
+            <w:tcW w:type="dxa" w:w="4320"/>
+          </w:tcPr>
+          <w:p>
+            <w:r>
+              <w:t>in</w:t>
+            </w:r>
+          </w:p>
+        </w:tc>
+        <w:tc>
+          <w:tcPr>
+            <w:tcW w:type="dxa" w:w="4320"/>
+          </w:tcPr>
+          <w:p>
+            <w:r>
+              <w:t>resolve_left(c) in resolve_right(c)</w:t>
+            </w:r>
+          </w:p>
+        </w:tc>
+      </w:tr>
+      <w:tr>
+        <w:tc>
+          <w:tcPr>
+            <w:tcW w:type="dxa" w:w="4320"/>
+          </w:tcPr>
+          <w:p>
+            <w:r>
+              <w:t>not_in</w:t>
+            </w:r>
+          </w:p>
+        </w:tc>
+        <w:tc>
+          <w:tcPr>
+            <w:tcW w:type="dxa" w:w="4320"/>
+          </w:tcPr>
+          <w:p>
+            <w:r>
+              <w:t>not resolve_left(c) in resolve_right(c)</w:t>
+            </w:r>
+          </w:p>
+        </w:tc>
+      </w:tr>
+      <w:tr>
+        <w:tc>
+          <w:tcPr>
+            <w:tcW w:type="dxa" w:w="4320"/>
+          </w:tcPr>
+          <w:p>
+            <w:r>
+              <w:t>contains</w:t>
+            </w:r>
+          </w:p>
+        </w:tc>
+        <w:tc>
+          <w:tcPr>
+            <w:tcW w:type="dxa" w:w="4320"/>
+          </w:tcPr>
+          <w:p>
+            <w:r>
+              <w:t>resolve_right(c) in resolve_left(c)</w:t>
+            </w:r>
+          </w:p>
+        </w:tc>
+      </w:tr>
+      <w:tr>
+        <w:tc>
+          <w:tcPr>
+            <w:tcW w:type="dxa" w:w="4320"/>
+          </w:tcPr>
+          <w:p>
+            <w:r>
+              <w:t>intersects</w:t>
+            </w:r>
+          </w:p>
+        </w:tc>
+        <w:tc>
+          <w:tcPr>
+            <w:tcW w:type="dxa" w:w="4320"/>
+          </w:tcPr>
+          <w:p>
+            <w:r>
+              <w:t>some item in resolve_left(c); item in resolve_right(c)</w:t>
+            </w:r>
+          </w:p>
+        </w:tc>
+      </w:tr>
+    </w:tbl>
+    <w:p/>
+    <w:p>
+      <w:r>
+        <w:t>Paths are resolved by splitting on "." and indexing into input.subject or input.resource. Only one level of nesting (segment.field) is supported. Complex logic that cannot be expressed as a condition template should remain as a dedicated Rego file using Path A.</w:t>
+      </w:r>
+    </w:p>
+    <w:p>
+      <w:pPr>
+        <w:pStyle w:val="Heading1"/>
+      </w:pPr>
+      <w:r>
+        <w:rPr>
+          <w:color w:val="1F497D"/>
+        </w:rPr>
+        <w:t>8. Tenant Context (X-Tenant-Id)</w:t>
+      </w:r>
+    </w:p>
+    <w:p>
+      <w:r>
+        <w:t>The active tenant is conveyed via the X-Tenant-Id request header. CurrentUser.TenantId reads the header, validates the value against the user's tenant JWT claims, and falls back to the primary tenant. A user cannot spoof a tenant they do not belong to.</w:t>
+      </w:r>
+    </w:p>
+    <w:p>
+      <w:r>
+        <w:t>All list queries derive tenant context from ICurrentUser.TenantId — never from a query parameter. The frontend sends X-Tenant-Id automatically via the axios interceptor; the value is persisted to localStorage.</w:t>
+      </w:r>
+    </w:p>
+    <w:p>
+      <w:pPr>
+        <w:pStyle w:val="ListBullet"/>
+        <w:ind w:left="360"/>
+      </w:pPr>
+      <w:r>
+        <w:t>OPA enforces same_tenant in both v1 Rego policies and v2 SameTenant template</w:t>
+      </w:r>
+    </w:p>
+    <w:p>
+      <w:pPr>
+        <w:pStyle w:val="ListBullet"/>
+        <w:ind w:left="360"/>
+      </w:pPr>
+      <w:r>
+        <w:t>Defense-in-depth: DB queries also filter by tenant; OPA is an independent check</w:t>
+      </w:r>
+    </w:p>
+    <w:p>
+      <w:pPr>
+        <w:pStyle w:val="Heading1"/>
+      </w:pPr>
+      <w:r>
+        <w:rPr>
+          <w:color w:val="1F497D"/>
+        </w:rPr>
+        <w:t>9. Dependency Injection Registration</w:t>
+      </w:r>
+    </w:p>
+    <w:p>
+      <w:pPr>
+        <w:ind w:left="576"/>
+        <w:shd w:val="clear" w:color="auto" w:fill="F2F2F2"/>
+      </w:pPr>
+      <w:r>
+        <w:rPr>
+          <w:rFonts w:ascii="Courier New" w:hAnsi="Courier New"/>
+          <w:color w:val="202020"/>
+          <w:sz w:val="18"/>
+        </w:rPr>
+        <w:t>// Registered in Auth.Infrastructure.DependencyInjection</w:t>
+        <w:br/>
+        <w:br/>
+        <w:t>// OPA client (singleton — HttpClient-backed)</w:t>
+        <w:br/>
+        <w:t>if (opaOptions.Enabled)</w:t>
+        <w:br/>
+        <w:t xml:space="preserve">    services.AddSingleton&lt;IOpaPolicyClient, OpaClient&gt;();</w:t>
+        <w:br/>
+        <w:t>else</w:t>
+        <w:br/>
+        <w:t xml:space="preserve">    services.AddSingleton&lt;IOpaPolicyClient, NullOpaPolicyClient&gt;();</w:t>
+        <w:br/>
+        <w:br/>
+        <w:t>// Per-request identity</w:t>
+        <w:br/>
+        <w:t>services.AddScoped&lt;ICurrentUser, CurrentUser&gt;();</w:t>
+        <w:br/>
+        <w:t>services.AddScoped&lt;IPermissionChecker, PermissionChecker&gt;();</w:t>
+        <w:br/>
+        <w:t>services.AddScoped&lt;IResourceAuthorizationService, ResourceAuthorizationService&gt;();</w:t>
+        <w:br/>
+        <w:br/>
+        <w:t>// Template ABAC (v2)</w:t>
+        <w:br/>
+        <w:t>services.AddSingleton&lt;IAbacTemplateRegistry&gt;(_ =&gt; {</w:t>
+        <w:br/>
+        <w:t xml:space="preserve">    var registry = new AbacTemplateRegistry();</w:t>
+        <w:br/>
+        <w:t xml:space="preserve">    BuiltInTemplates.Register(registry);</w:t>
+        <w:br/>
+        <w:t xml:space="preserve">    return registry;</w:t>
+        <w:br/>
+        <w:t>});</w:t>
+        <w:br/>
+        <w:t>services.AddScoped&lt;IAbacPolicyEngine, AbacPolicyEngine&gt;();</w:t>
+      </w:r>
+    </w:p>
+    <w:p>
+      <w:pPr>
+        <w:pStyle w:val="Heading1"/>
+      </w:pPr>
+      <w:r>
+        <w:rPr>
+          <w:color w:val="1F497D"/>
+        </w:rPr>
+        <w:t>10. Security Considerations</w:t>
+      </w:r>
+    </w:p>
+    <w:tbl>
+      <w:tblPr>
+        <w:tblStyle w:val="LightShading-Accent1"/>
+        <w:tblW w:type="auto" w:w="0"/>
+        <w:tblLook w:firstColumn="1" w:firstRow="1" w:lastColumn="0" w:lastRow="0" w:noHBand="0" w:noVBand="1" w:val="04A0"/>
+      </w:tblPr>
+      <w:tblGrid>
+        <w:gridCol w:w="4320"/>
+        <w:gridCol w:w="4320"/>
+      </w:tblGrid>
+      <w:tr>
+        <w:tc>
+          <w:tcPr>
+            <w:tcW w:type="dxa" w:w="4320"/>
+          </w:tcPr>
+          <w:p>
+            <w:r>
+              <w:rPr>
+                <w:b/>
+              </w:rPr>
+              <w:t>Concern</w:t>
             </w:r>
           </w:p>
         </w:tc>
@@ -3437,7 +2084,7 @@
           </w:tcPr>
           <w:p>
             <w:r>
-              <w:t>Tenant spoofing via X-Tenant-Id</w:t>
+              <w:t>OPA unavailable</w:t>
             </w:r>
           </w:p>
         </w:tc>
@@ -3447,7 +2094,7 @@
           </w:tcPr>
           <w:p>
             <w:r>
-              <w:t>Header value is validated against tenant claims in the JWT before being accepted. Claims are populated server-side at login from the user's actual DB memberships.</w:t>
+              <w:t>FailClosed=true (default) — treats unavailability as deny</w:t>
             </w:r>
           </w:p>
         </w:tc>
@@ -3459,7 +2106,7 @@
           </w:tcPr>
           <w:p>
             <w:r>
-              <w:t>OPA unavailability / network failure</w:t>
+              <w:t>Tenant spoofing</w:t>
             </w:r>
           </w:p>
         </w:tc>
@@ -3469,7 +2116,7 @@
           </w:tcPr>
           <w:p>
             <w:r>
-              <w:t>FailClosed=true ensures OPA downtime results in HTTP 403, not an accidental allow. NullOpaPolicyClient is only registered when Opa:Enabled=false — never in production.</w:t>
+              <w:t>X-Tenant-Id validated against JWT tenant claims before use</w:t>
             </w:r>
           </w:p>
         </w:tc>
@@ -3481,7 +2128,7 @@
           </w:tcPr>
           <w:p>
             <w:r>
-              <w:t>Authorization on non-existent resources (phantom auth)</w:t>
+              <w:t>Missing UserInput param</w:t>
             </w:r>
           </w:p>
         </w:tc>
@@ -3491,7 +2138,7 @@
           </w:tcPr>
           <w:p>
             <w:r>
-              <w:t>Post-load pattern ensures authorization is performed on a real, loaded resource. A caller cannot gain access by referencing a non-existent resource ID.</w:t>
+              <w:t>ArgumentException thrown synchronously — no partial evaluation</w:t>
             </w:r>
           </w:p>
         </w:tc>
@@ -3503,7 +2150,7 @@
           </w:tcPr>
           <w:p>
             <w:r>
-              <w:t>Policy / application code drift</w:t>
+              <w:t>Empty conditions list</w:t>
             </w:r>
           </w:p>
         </w:tc>
@@ -3513,7 +2160,7 @@
           </w:tcPr>
           <w:p>
             <w:r>
-              <w:t>Rego policies are co-versioned with application code in the same repository. Policy unit tests (opa test policies/ -v) run in CI.</w:t>
+              <w:t>abac_eval.rego denies by default — explicit conditions required</w:t>
             </w:r>
           </w:p>
         </w:tc>
@@ -3525,7 +2172,7 @@
           </w:tcPr>
           <w:p>
             <w:r>
-              <w:t>Cross-tenant data leak</w:t>
+              <w:t>Condition operator escape</w:t>
             </w:r>
           </w:p>
         </w:tc>
@@ -3535,7 +2182,7 @@
           </w:tcPr>
           <w:p>
             <w:r>
-              <w:t>OPA same_tenant rule provides a second, independent tenant boundary check beyond the DB-level tenant filter in query handlers (defense-in-depth).</w:t>
+              <w:t>Operator enum serialized to known snake_case strings only</w:t>
             </w:r>
           </w:p>
         </w:tc>
@@ -3547,7 +2194,7 @@
           </w:tcPr>
           <w:p>
             <w:r>
-              <w:t>Non-primary tenant ABAC bypass</w:t>
+              <w:t>Cross-tenant resource read</w:t>
             </w:r>
           </w:p>
         </w:tc>
@@ -3557,7 +2204,29 @@
           </w:tcPr>
           <w:p>
             <w:r>
-              <w:t>resource.tenant_id uses ICurrentUser.TenantId (active context, already validated) rather than entity.PrimaryTenantId, so same_tenant passes correctly for multi-tenant users.</w:t>
+              <w:t>SameTenant template + DB tenant filtering (defense-in-depth)</w:t>
+            </w:r>
+          </w:p>
+        </w:tc>
+      </w:tr>
+      <w:tr>
+        <w:tc>
+          <w:tcPr>
+            <w:tcW w:type="dxa" w:w="4320"/>
+          </w:tcPr>
+          <w:p>
+            <w:r>
+              <w:t>Local dev without OPA</w:t>
+            </w:r>
+          </w:p>
+        </w:tc>
+        <w:tc>
+          <w:tcPr>
+            <w:tcW w:type="dxa" w:w="4320"/>
+          </w:tcPr>
+          <w:p>
+            <w:r>
+              <w:t>Opa:Enabled=false → NullOpaPolicyClient (always-allow); never in prod</w:t>
             </w:r>
           </w:p>
         </w:tc>
@@ -3937,6 +2606,10 @@
     <w:name w:val="Normal"/>
     <w:qFormat/>
     <w:rsid w:val="00FC693F"/>
+    <w:rPr>
+      <w:rFonts w:ascii="Calibri" w:hAnsi="Calibri"/>
+      <w:sz w:val="22"/>
+    </w:rPr>
   </w:style>
   <w:style w:type="paragraph" w:styleId="Header">
     <w:name w:val="header"/>
